--- a/apps/bullyproof/docs/handover/admin-user-guide.docx
+++ b/apps/bullyproof/docs/handover/admin-user-guide.docx
@@ -1143,7 +1143,7 @@
               <w:rPr>
                 <w:sz w:val="19"/>
               </w:rPr>
-              <w:t>Feature access control and permission templates</w:t>
+              <w:t>Feature access control (day-to-day school activation is on each school's Activation tab)</w:t>
             </w:r>
           </w:p>
         </w:tc>
@@ -3032,7 +3032,12 @@
     </w:p>
     <w:p>
       <w:r>
-        <w:t>Setting dozens of switches per school would be tedious, so the platform has Permission Templates: saved bundles of Access and Visible settings per access level. Find them via the "Permission Templates" card ("One-click unlock or lock permission bundles for schools and platform roles") or at /admin/features/permission-templates.</w:t>
+        <w:t>Setting dozens of switches per school would be tedious, so the platform ships with Permission Templates: pre-built bundles of Access and Visible settings (for example the standard school activation bundle, certification-only, and locked states). Templates are built and maintained at the platform engineering level; as a Bullyproof administrator you select and apply them rather than author them.</w:t>
+      </w:r>
+    </w:p>
+    <w:p>
+      <w:r>
+        <w:t>You work with templates on each school's Activation tab (section 5.6):</w:t>
       </w:r>
     </w:p>
     <w:p>
@@ -3040,7 +3045,7 @@
         <w:pStyle w:val="ListBullet"/>
       </w:pPr>
       <w:r>
-        <w:t>Templates are grouped into two tabs: Schools (templates applied to schools) and Platform Access Levels (templates applied to platform roles).</w:t>
+        <w:t>The tab lists the available templates as cards with name, description and rule count.</w:t>
       </w:r>
     </w:p>
     <w:p>
@@ -3048,7 +3053,7 @@
         <w:pStyle w:val="ListBullet"/>
       </w:pPr>
       <w:r>
-        <w:t>Each template card shows its name, description, and buttons: "Edit matrix", "Unlock" (apply), and "Lock" (revoke).</w:t>
+        <w:t>A green "Template active" badge shows when the school's current permissions already match that template; otherwise the card reads "Not active".</w:t>
       </w:r>
     </w:p>
     <w:p>
@@ -3056,33 +3061,17 @@
         <w:pStyle w:val="ListBullet"/>
       </w:pPr>
       <w:r>
-        <w:t>School templates that are currently in force somewhere show a green badge reading "Active on N schools". Inside the Unlock or Lock dialog, each school that already matches the template shows a green "Active" chip.</w:t>
-      </w:r>
-    </w:p>
-    <w:p>
-      <w:pPr>
-        <w:pStyle w:val="ListBullet"/>
-      </w:pPr>
-      <w:r>
-        <w:t>"Unlock" opens a dialog where you review the template's permission matrix, tick the target schools (or roles), and confirm. "Lock" is the same in reverse: it removes the template's permissions from the selected schools.</w:t>
-      </w:r>
-    </w:p>
-    <w:p>
-      <w:pPr>
-        <w:pStyle w:val="ListBullet"/>
-      </w:pPr>
-      <w:r>
-        <w:t>"Edit matrix" opens the template editor: a grid of features (rows) against access levels (columns), with Access and Visible checkboxes in every cell, plus column controls to tick a whole column at once and an import tool to copy rules from another template.</w:t>
+        <w:t>Click "Apply template" (or "Re-apply template" on an already-active card) and confirm. The card turns green once applied.</w:t>
       </w:r>
     </w:p>
     <w:p>
       <w:r>
-        <w:t>[Screenshot: Permission Templates page with an Active on N schools badge]</w:t>
+        <w:t>[Screenshot: a school's Activation tab with a Template active badge on the applied card]</w:t>
       </w:r>
     </w:p>
     <w:p>
       <w:r>
-        <w:t>The everyday workflow is: onboard the school (section 5.4), then apply the standard school template from the Activation tab or the Unlock dialog. Reserve the per-feature switches for one-off adjustments.</w:t>
+        <w:t>The everyday workflow is: onboard the school (section 5.4), then apply the standard school template from the Activation tab. Reserve the per-feature switches (section 8.2) for one-off adjustments. If a new template or a change to an existing bundle is needed, raise it with the platform team.</w:t>
       </w:r>
     </w:p>
     <w:p>
@@ -3685,7 +3674,7 @@
         <w:pStyle w:val="ListBullet"/>
       </w:pPr>
       <w:r>
-        <w:t>Onboarding: school readiness: accounts and licences, plus (in all-schools scope) the "Active schools with no lessons yet" table listing schools with an active licence but no lessons, with days since licence start, class and teacher counts, and their activation status (Active, Certification, or Locked, based on which permission template is applied).</w:t>
+        <w:t>Onboarding: school readiness: accounts and licences, plus (in all-schools scope) the "Active schools with no lessons yet" table listing schools with an active licence but no lessons, with days since licence start, class and teacher counts, and their activation status (Active, Certification, or Locked, based on the school's activation status).</w:t>
       </w:r>
     </w:p>
     <w:p>

--- a/apps/bullyproof/docs/handover/admin-user-guide.docx
+++ b/apps/bullyproof/docs/handover/admin-user-guide.docx
@@ -3833,12 +3833,12 @@
     </w:p>
     <w:p>
       <w:r>
-        <w:t>When every topic (and quiz) in the course is complete, the certificate appears in place of the current-topic card. It shows the completion date, the teacher's name, the line "Has successfully completed the Amayda Program", and an "AP Certified" badge. The Download button downloads it as a PDF; the certificate is formally issued the first time it is downloaded.</w:t>
+        <w:t>When every topic (and quiz) in the course is complete, the certificate appears in place of the current-topic card. It shows the completion date, the teacher's name, the line "Has successfully completed the Amayda Program", and an "AP Certified" badge. The View button opens the certificate PDF in the browser; the Download button saves it. The certificate is formally issued the first time it is viewed or downloaded. The same certificate card, with the same View and Download buttons, appears on the teacher's dashboard once certification is complete.</w:t>
       </w:r>
     </w:p>
     <w:p>
       <w:r>
-        <w:t>Certificates also appear on the teacher's Profile page under Certificates, each with its completion date and its own Download button, so a teacher can re-download at any time.</w:t>
+        <w:t>Certificates also appear on the teacher's Profile page under Certificates, each with its completion date and its own View and Download buttons, so a teacher can revisit them at any time. The Profile page is reachable from the account menu in the sidebar footer (Profile).</w:t>
       </w:r>
     </w:p>
     <w:p>

--- a/apps/bullyproof/docs/handover/admin-user-guide.docx
+++ b/apps/bullyproof/docs/handover/admin-user-guide.docx
@@ -5,29 +5,50 @@
     <w:p>
       <w:pPr>
         <w:pStyle w:val="Heading1"/>
+        <w:spacing w:after="80"/>
+        <w:pBdr>
+          <w:bottom w:val="single" w:sz="10" w:space="8" w:color="008490"/>
+        </w:pBdr>
       </w:pPr>
       <w:r>
         <w:rPr>
+          <w:rFonts w:ascii="Calibri" w:hAnsi="Calibri"/>
+          <w:b/>
           <w:color w:val="1F2937"/>
+          <w:sz w:val="50"/>
         </w:rPr>
         <w:t>Bullyproof Platform: Administrator User Guide</w:t>
       </w:r>
     </w:p>
     <w:p>
       <w:pPr>
-        <w:pStyle w:val="IntenseQuote"/>
+        <w:spacing w:before="80" w:after="200"/>
+        <w:ind w:left="280"/>
+        <w:pBdr>
+          <w:left w:val="single" w:sz="12" w:space="8" w:color="008490"/>
+        </w:pBdr>
       </w:pPr>
       <w:r>
+        <w:rPr>
+          <w:i/>
+          <w:color w:val="6B7280"/>
+          <w:sz w:val="21"/>
+        </w:rPr>
         <w:t>Handover documentation for Bullyproof Australia (deliverable D6). This guide covers day-to-day administration of the Bullyproof platform. A companion System Administrator Guide covers hosting, configuration, and technical operations.</w:t>
       </w:r>
     </w:p>
     <w:p>
       <w:pPr>
         <w:pStyle w:val="Heading2"/>
+        <w:pageBreakBefore/>
+        <w:spacing w:before="320" w:after="120"/>
       </w:pPr>
       <w:r>
         <w:rPr>
-          <w:color w:val="1F2937"/>
+          <w:rFonts w:ascii="Calibri" w:hAnsi="Calibri"/>
+          <w:b/>
+          <w:color w:val="008490"/>
+          <w:sz w:val="31"/>
         </w:rPr>
         <w:t>1. Introduction</w:t>
       </w:r>
@@ -35,10 +56,14 @@
     <w:p>
       <w:pPr>
         <w:pStyle w:val="Heading3"/>
+        <w:spacing w:before="240" w:after="80"/>
       </w:pPr>
       <w:r>
         <w:rPr>
+          <w:rFonts w:ascii="Calibri" w:hAnsi="Calibri"/>
+          <w:b/>
           <w:color w:val="1F2937"/>
+          <w:sz w:val="25"/>
         </w:rPr>
         <w:t>1.1 What Bullyproof is</w:t>
       </w:r>
@@ -56,10 +81,14 @@
     <w:p>
       <w:pPr>
         <w:pStyle w:val="Heading3"/>
+        <w:spacing w:before="240" w:after="80"/>
       </w:pPr>
       <w:r>
         <w:rPr>
+          <w:rFonts w:ascii="Calibri" w:hAnsi="Calibri"/>
+          <w:b/>
           <w:color w:val="1F2937"/>
+          <w:sz w:val="25"/>
         </w:rPr>
         <w:t>1.2 Who this guide is for</w:t>
       </w:r>
@@ -72,10 +101,15 @@
     <w:p>
       <w:pPr>
         <w:pStyle w:val="Heading2"/>
+        <w:pageBreakBefore/>
+        <w:spacing w:before="320" w:after="120"/>
       </w:pPr>
       <w:r>
         <w:rPr>
-          <w:color w:val="1F2937"/>
+          <w:rFonts w:ascii="Calibri" w:hAnsi="Calibri"/>
+          <w:b/>
+          <w:color w:val="008490"/>
+          <w:sz w:val="31"/>
         </w:rPr>
         <w:t>2. Signing in</w:t>
       </w:r>
@@ -167,10 +201,15 @@
     <w:p>
       <w:pPr>
         <w:pStyle w:val="Heading2"/>
+        <w:pageBreakBefore/>
+        <w:spacing w:before="320" w:after="120"/>
       </w:pPr>
       <w:r>
         <w:rPr>
-          <w:color w:val="1F2937"/>
+          <w:rFonts w:ascii="Calibri" w:hAnsi="Calibri"/>
+          <w:b/>
+          <w:color w:val="008490"/>
+          <w:sz w:val="31"/>
         </w:rPr>
         <w:t>3. Roles and access levels</w:t>
       </w:r>
@@ -183,10 +222,14 @@
     <w:p>
       <w:pPr>
         <w:pStyle w:val="Heading3"/>
+        <w:spacing w:before="240" w:after="80"/>
       </w:pPr>
       <w:r>
         <w:rPr>
+          <w:rFonts w:ascii="Calibri" w:hAnsi="Calibri"/>
+          <w:b/>
           <w:color w:val="1F2937"/>
+          <w:sz w:val="25"/>
         </w:rPr>
         <w:t>3.1 Platform access levels</w:t>
       </w:r>
@@ -204,25 +247,28 @@
         <w:tblLook w:firstColumn="1" w:firstRow="1" w:lastColumn="0" w:lastRow="0" w:noHBand="0" w:noVBand="1" w:val="04A0"/>
       </w:tblPr>
       <w:tblGrid>
-        <w:gridCol w:w="2880"/>
-        <w:gridCol w:w="2880"/>
-        <w:gridCol w:w="2880"/>
+        <w:gridCol w:w="3173"/>
+        <w:gridCol w:w="3173"/>
+        <w:gridCol w:w="3173"/>
       </w:tblGrid>
       <w:tr>
         <w:tc>
           <w:tcPr>
-            <w:tcW w:type="dxa" w:w="2880"/>
+            <w:tcW w:type="dxa" w:w="3173"/>
+            <w:shd w:val="clear" w:fill="008490"/>
           </w:tcPr>
           <w:p>
             <w:r>
               <w:rPr>
                 <w:b/>
+                <w:color w:val="FFFFFF"/>
                 <w:sz w:val="19"/>
               </w:rPr>
             </w:r>
             <w:r>
               <w:rPr>
                 <w:b/>
+                <w:color w:val="FFFFFF"/>
                 <w:sz w:val="19"/>
               </w:rPr>
               <w:t>Access level</w:t>
@@ -231,18 +277,21 @@
         </w:tc>
         <w:tc>
           <w:tcPr>
-            <w:tcW w:type="dxa" w:w="2880"/>
+            <w:tcW w:type="dxa" w:w="3173"/>
+            <w:shd w:val="clear" w:fill="008490"/>
           </w:tcPr>
           <w:p>
             <w:r>
               <w:rPr>
                 <w:b/>
+                <w:color w:val="FFFFFF"/>
                 <w:sz w:val="19"/>
               </w:rPr>
             </w:r>
             <w:r>
               <w:rPr>
                 <w:b/>
+                <w:color w:val="FFFFFF"/>
                 <w:sz w:val="19"/>
               </w:rPr>
               <w:t>Internal key</w:t>
@@ -251,18 +300,21 @@
         </w:tc>
         <w:tc>
           <w:tcPr>
-            <w:tcW w:type="dxa" w:w="2880"/>
+            <w:tcW w:type="dxa" w:w="3173"/>
+            <w:shd w:val="clear" w:fill="008490"/>
           </w:tcPr>
           <w:p>
             <w:r>
               <w:rPr>
                 <w:b/>
+                <w:color w:val="FFFFFF"/>
                 <w:sz w:val="19"/>
               </w:rPr>
             </w:r>
             <w:r>
               <w:rPr>
                 <w:b/>
+                <w:color w:val="FFFFFF"/>
                 <w:sz w:val="19"/>
               </w:rPr>
               <w:t>What it is for</w:t>
@@ -273,7 +325,7 @@
       <w:tr>
         <w:tc>
           <w:tcPr>
-            <w:tcW w:type="dxa" w:w="2880"/>
+            <w:tcW w:type="dxa" w:w="3173"/>
           </w:tcPr>
           <w:p>
             <w:r>
@@ -291,7 +343,7 @@
         </w:tc>
         <w:tc>
           <w:tcPr>
-            <w:tcW w:type="dxa" w:w="2880"/>
+            <w:tcW w:type="dxa" w:w="3173"/>
           </w:tcPr>
           <w:p>
             <w:r>
@@ -309,7 +361,7 @@
         </w:tc>
         <w:tc>
           <w:tcPr>
-            <w:tcW w:type="dxa" w:w="2880"/>
+            <w:tcW w:type="dxa" w:w="3173"/>
           </w:tcPr>
           <w:p>
             <w:r>
@@ -329,7 +381,8 @@
       <w:tr>
         <w:tc>
           <w:tcPr>
-            <w:tcW w:type="dxa" w:w="2880"/>
+            <w:tcW w:type="dxa" w:w="3173"/>
+            <w:shd w:val="clear" w:fill="F2F7F7"/>
           </w:tcPr>
           <w:p>
             <w:r>
@@ -347,7 +400,8 @@
         </w:tc>
         <w:tc>
           <w:tcPr>
-            <w:tcW w:type="dxa" w:w="2880"/>
+            <w:tcW w:type="dxa" w:w="3173"/>
+            <w:shd w:val="clear" w:fill="F2F7F7"/>
           </w:tcPr>
           <w:p>
             <w:r>
@@ -365,7 +419,8 @@
         </w:tc>
         <w:tc>
           <w:tcPr>
-            <w:tcW w:type="dxa" w:w="2880"/>
+            <w:tcW w:type="dxa" w:w="3173"/>
+            <w:shd w:val="clear" w:fill="F2F7F7"/>
           </w:tcPr>
           <w:p>
             <w:r>
@@ -385,7 +440,7 @@
       <w:tr>
         <w:tc>
           <w:tcPr>
-            <w:tcW w:type="dxa" w:w="2880"/>
+            <w:tcW w:type="dxa" w:w="3173"/>
           </w:tcPr>
           <w:p>
             <w:r>
@@ -403,7 +458,7 @@
         </w:tc>
         <w:tc>
           <w:tcPr>
-            <w:tcW w:type="dxa" w:w="2880"/>
+            <w:tcW w:type="dxa" w:w="3173"/>
           </w:tcPr>
           <w:p>
             <w:r>
@@ -421,7 +476,7 @@
         </w:tc>
         <w:tc>
           <w:tcPr>
-            <w:tcW w:type="dxa" w:w="2880"/>
+            <w:tcW w:type="dxa" w:w="3173"/>
           </w:tcPr>
           <w:p>
             <w:r>
@@ -448,10 +503,14 @@
     <w:p>
       <w:pPr>
         <w:pStyle w:val="Heading3"/>
+        <w:spacing w:before="240" w:after="80"/>
       </w:pPr>
       <w:r>
         <w:rPr>
+          <w:rFonts w:ascii="Calibri" w:hAnsi="Calibri"/>
+          <w:b/>
           <w:color w:val="1F2937"/>
+          <w:sz w:val="25"/>
         </w:rPr>
         <w:t>3.2 School access levels</w:t>
       </w:r>
@@ -469,25 +528,28 @@
         <w:tblLook w:firstColumn="1" w:firstRow="1" w:lastColumn="0" w:lastRow="0" w:noHBand="0" w:noVBand="1" w:val="04A0"/>
       </w:tblPr>
       <w:tblGrid>
-        <w:gridCol w:w="2880"/>
-        <w:gridCol w:w="2880"/>
-        <w:gridCol w:w="2880"/>
+        <w:gridCol w:w="3173"/>
+        <w:gridCol w:w="3173"/>
+        <w:gridCol w:w="3173"/>
       </w:tblGrid>
       <w:tr>
         <w:tc>
           <w:tcPr>
-            <w:tcW w:type="dxa" w:w="2880"/>
+            <w:tcW w:type="dxa" w:w="3173"/>
+            <w:shd w:val="clear" w:fill="008490"/>
           </w:tcPr>
           <w:p>
             <w:r>
               <w:rPr>
                 <w:b/>
+                <w:color w:val="FFFFFF"/>
                 <w:sz w:val="19"/>
               </w:rPr>
             </w:r>
             <w:r>
               <w:rPr>
                 <w:b/>
+                <w:color w:val="FFFFFF"/>
                 <w:sz w:val="19"/>
               </w:rPr>
               <w:t>Access level</w:t>
@@ -496,18 +558,21 @@
         </w:tc>
         <w:tc>
           <w:tcPr>
-            <w:tcW w:type="dxa" w:w="2880"/>
+            <w:tcW w:type="dxa" w:w="3173"/>
+            <w:shd w:val="clear" w:fill="008490"/>
           </w:tcPr>
           <w:p>
             <w:r>
               <w:rPr>
                 <w:b/>
+                <w:color w:val="FFFFFF"/>
                 <w:sz w:val="19"/>
               </w:rPr>
             </w:r>
             <w:r>
               <w:rPr>
                 <w:b/>
+                <w:color w:val="FFFFFF"/>
                 <w:sz w:val="19"/>
               </w:rPr>
               <w:t>Internal key</w:t>
@@ -516,18 +581,21 @@
         </w:tc>
         <w:tc>
           <w:tcPr>
-            <w:tcW w:type="dxa" w:w="2880"/>
+            <w:tcW w:type="dxa" w:w="3173"/>
+            <w:shd w:val="clear" w:fill="008490"/>
           </w:tcPr>
           <w:p>
             <w:r>
               <w:rPr>
                 <w:b/>
+                <w:color w:val="FFFFFF"/>
                 <w:sz w:val="19"/>
               </w:rPr>
             </w:r>
             <w:r>
               <w:rPr>
                 <w:b/>
+                <w:color w:val="FFFFFF"/>
                 <w:sz w:val="19"/>
               </w:rPr>
               <w:t>What it is for</w:t>
@@ -538,7 +606,7 @@
       <w:tr>
         <w:tc>
           <w:tcPr>
-            <w:tcW w:type="dxa" w:w="2880"/>
+            <w:tcW w:type="dxa" w:w="3173"/>
           </w:tcPr>
           <w:p>
             <w:r>
@@ -556,7 +624,7 @@
         </w:tc>
         <w:tc>
           <w:tcPr>
-            <w:tcW w:type="dxa" w:w="2880"/>
+            <w:tcW w:type="dxa" w:w="3173"/>
           </w:tcPr>
           <w:p>
             <w:r>
@@ -574,7 +642,7 @@
         </w:tc>
         <w:tc>
           <w:tcPr>
-            <w:tcW w:type="dxa" w:w="2880"/>
+            <w:tcW w:type="dxa" w:w="3173"/>
           </w:tcPr>
           <w:p>
             <w:r>
@@ -594,7 +662,8 @@
       <w:tr>
         <w:tc>
           <w:tcPr>
-            <w:tcW w:type="dxa" w:w="2880"/>
+            <w:tcW w:type="dxa" w:w="3173"/>
+            <w:shd w:val="clear" w:fill="F2F7F7"/>
           </w:tcPr>
           <w:p>
             <w:r>
@@ -612,7 +681,8 @@
         </w:tc>
         <w:tc>
           <w:tcPr>
-            <w:tcW w:type="dxa" w:w="2880"/>
+            <w:tcW w:type="dxa" w:w="3173"/>
+            <w:shd w:val="clear" w:fill="F2F7F7"/>
           </w:tcPr>
           <w:p>
             <w:r>
@@ -630,7 +700,8 @@
         </w:tc>
         <w:tc>
           <w:tcPr>
-            <w:tcW w:type="dxa" w:w="2880"/>
+            <w:tcW w:type="dxa" w:w="3173"/>
+            <w:shd w:val="clear" w:fill="F2F7F7"/>
           </w:tcPr>
           <w:p>
             <w:r>
@@ -650,7 +721,7 @@
       <w:tr>
         <w:tc>
           <w:tcPr>
-            <w:tcW w:type="dxa" w:w="2880"/>
+            <w:tcW w:type="dxa" w:w="3173"/>
           </w:tcPr>
           <w:p>
             <w:r>
@@ -668,7 +739,7 @@
         </w:tc>
         <w:tc>
           <w:tcPr>
-            <w:tcW w:type="dxa" w:w="2880"/>
+            <w:tcW w:type="dxa" w:w="3173"/>
           </w:tcPr>
           <w:p>
             <w:r>
@@ -686,7 +757,7 @@
         </w:tc>
         <w:tc>
           <w:tcPr>
-            <w:tcW w:type="dxa" w:w="2880"/>
+            <w:tcW w:type="dxa" w:w="3173"/>
           </w:tcPr>
           <w:p>
             <w:r>
@@ -706,7 +777,8 @@
       <w:tr>
         <w:tc>
           <w:tcPr>
-            <w:tcW w:type="dxa" w:w="2880"/>
+            <w:tcW w:type="dxa" w:w="3173"/>
+            <w:shd w:val="clear" w:fill="F2F7F7"/>
           </w:tcPr>
           <w:p>
             <w:r>
@@ -724,7 +796,8 @@
         </w:tc>
         <w:tc>
           <w:tcPr>
-            <w:tcW w:type="dxa" w:w="2880"/>
+            <w:tcW w:type="dxa" w:w="3173"/>
+            <w:shd w:val="clear" w:fill="F2F7F7"/>
           </w:tcPr>
           <w:p>
             <w:r>
@@ -742,7 +815,8 @@
         </w:tc>
         <w:tc>
           <w:tcPr>
-            <w:tcW w:type="dxa" w:w="2880"/>
+            <w:tcW w:type="dxa" w:w="3173"/>
+            <w:shd w:val="clear" w:fill="F2F7F7"/>
           </w:tcPr>
           <w:p>
             <w:r>
@@ -790,10 +864,15 @@
     <w:p>
       <w:pPr>
         <w:pStyle w:val="Heading2"/>
+        <w:pageBreakBefore/>
+        <w:spacing w:before="320" w:after="120"/>
       </w:pPr>
       <w:r>
         <w:rPr>
-          <w:color w:val="1F2937"/>
+          <w:rFonts w:ascii="Calibri" w:hAnsi="Calibri"/>
+          <w:b/>
+          <w:color w:val="008490"/>
+          <w:sz w:val="31"/>
         </w:rPr>
         <w:t>4. Finding your way around</w:t>
       </w:r>
@@ -858,25 +937,28 @@
         <w:tblLook w:firstColumn="1" w:firstRow="1" w:lastColumn="0" w:lastRow="0" w:noHBand="0" w:noVBand="1" w:val="04A0"/>
       </w:tblPr>
       <w:tblGrid>
-        <w:gridCol w:w="2880"/>
-        <w:gridCol w:w="2880"/>
-        <w:gridCol w:w="2880"/>
+        <w:gridCol w:w="3173"/>
+        <w:gridCol w:w="3173"/>
+        <w:gridCol w:w="3173"/>
       </w:tblGrid>
       <w:tr>
         <w:tc>
           <w:tcPr>
-            <w:tcW w:type="dxa" w:w="2880"/>
+            <w:tcW w:type="dxa" w:w="3173"/>
+            <w:shd w:val="clear" w:fill="008490"/>
           </w:tcPr>
           <w:p>
             <w:r>
               <w:rPr>
                 <w:b/>
+                <w:color w:val="FFFFFF"/>
                 <w:sz w:val="19"/>
               </w:rPr>
             </w:r>
             <w:r>
               <w:rPr>
                 <w:b/>
+                <w:color w:val="FFFFFF"/>
                 <w:sz w:val="19"/>
               </w:rPr>
               <w:t>Card</w:t>
@@ -885,18 +967,21 @@
         </w:tc>
         <w:tc>
           <w:tcPr>
-            <w:tcW w:type="dxa" w:w="2880"/>
+            <w:tcW w:type="dxa" w:w="3173"/>
+            <w:shd w:val="clear" w:fill="008490"/>
           </w:tcPr>
           <w:p>
             <w:r>
               <w:rPr>
                 <w:b/>
+                <w:color w:val="FFFFFF"/>
                 <w:sz w:val="19"/>
               </w:rPr>
             </w:r>
             <w:r>
               <w:rPr>
                 <w:b/>
+                <w:color w:val="FFFFFF"/>
                 <w:sz w:val="19"/>
               </w:rPr>
               <w:t>Address</w:t>
@@ -905,18 +990,21 @@
         </w:tc>
         <w:tc>
           <w:tcPr>
-            <w:tcW w:type="dxa" w:w="2880"/>
+            <w:tcW w:type="dxa" w:w="3173"/>
+            <w:shd w:val="clear" w:fill="008490"/>
           </w:tcPr>
           <w:p>
             <w:r>
               <w:rPr>
                 <w:b/>
+                <w:color w:val="FFFFFF"/>
                 <w:sz w:val="19"/>
               </w:rPr>
             </w:r>
             <w:r>
               <w:rPr>
                 <w:b/>
+                <w:color w:val="FFFFFF"/>
                 <w:sz w:val="19"/>
               </w:rPr>
               <w:t>Purpose</w:t>
@@ -927,7 +1015,7 @@
       <w:tr>
         <w:tc>
           <w:tcPr>
-            <w:tcW w:type="dxa" w:w="2880"/>
+            <w:tcW w:type="dxa" w:w="3173"/>
           </w:tcPr>
           <w:p>
             <w:r>
@@ -945,7 +1033,7 @@
         </w:tc>
         <w:tc>
           <w:tcPr>
-            <w:tcW w:type="dxa" w:w="2880"/>
+            <w:tcW w:type="dxa" w:w="3173"/>
           </w:tcPr>
           <w:p>
             <w:r>
@@ -963,7 +1051,7 @@
         </w:tc>
         <w:tc>
           <w:tcPr>
-            <w:tcW w:type="dxa" w:w="2880"/>
+            <w:tcW w:type="dxa" w:w="3173"/>
           </w:tcPr>
           <w:p>
             <w:r>
@@ -983,7 +1071,8 @@
       <w:tr>
         <w:tc>
           <w:tcPr>
-            <w:tcW w:type="dxa" w:w="2880"/>
+            <w:tcW w:type="dxa" w:w="3173"/>
+            <w:shd w:val="clear" w:fill="F2F7F7"/>
           </w:tcPr>
           <w:p>
             <w:r>
@@ -1001,7 +1090,8 @@
         </w:tc>
         <w:tc>
           <w:tcPr>
-            <w:tcW w:type="dxa" w:w="2880"/>
+            <w:tcW w:type="dxa" w:w="3173"/>
+            <w:shd w:val="clear" w:fill="F2F7F7"/>
           </w:tcPr>
           <w:p>
             <w:r>
@@ -1019,7 +1109,8 @@
         </w:tc>
         <w:tc>
           <w:tcPr>
-            <w:tcW w:type="dxa" w:w="2880"/>
+            <w:tcW w:type="dxa" w:w="3173"/>
+            <w:shd w:val="clear" w:fill="F2F7F7"/>
           </w:tcPr>
           <w:p>
             <w:r>
@@ -1039,7 +1130,7 @@
       <w:tr>
         <w:tc>
           <w:tcPr>
-            <w:tcW w:type="dxa" w:w="2880"/>
+            <w:tcW w:type="dxa" w:w="3173"/>
           </w:tcPr>
           <w:p>
             <w:r>
@@ -1057,7 +1148,7 @@
         </w:tc>
         <w:tc>
           <w:tcPr>
-            <w:tcW w:type="dxa" w:w="2880"/>
+            <w:tcW w:type="dxa" w:w="3173"/>
           </w:tcPr>
           <w:p>
             <w:r>
@@ -1075,7 +1166,7 @@
         </w:tc>
         <w:tc>
           <w:tcPr>
-            <w:tcW w:type="dxa" w:w="2880"/>
+            <w:tcW w:type="dxa" w:w="3173"/>
           </w:tcPr>
           <w:p>
             <w:r>
@@ -1095,7 +1186,8 @@
       <w:tr>
         <w:tc>
           <w:tcPr>
-            <w:tcW w:type="dxa" w:w="2880"/>
+            <w:tcW w:type="dxa" w:w="3173"/>
+            <w:shd w:val="clear" w:fill="F2F7F7"/>
           </w:tcPr>
           <w:p>
             <w:r>
@@ -1113,7 +1205,8 @@
         </w:tc>
         <w:tc>
           <w:tcPr>
-            <w:tcW w:type="dxa" w:w="2880"/>
+            <w:tcW w:type="dxa" w:w="3173"/>
+            <w:shd w:val="clear" w:fill="F2F7F7"/>
           </w:tcPr>
           <w:p>
             <w:r>
@@ -1131,7 +1224,8 @@
         </w:tc>
         <w:tc>
           <w:tcPr>
-            <w:tcW w:type="dxa" w:w="2880"/>
+            <w:tcW w:type="dxa" w:w="3173"/>
+            <w:shd w:val="clear" w:fill="F2F7F7"/>
           </w:tcPr>
           <w:p>
             <w:r>
@@ -1151,7 +1245,7 @@
       <w:tr>
         <w:tc>
           <w:tcPr>
-            <w:tcW w:type="dxa" w:w="2880"/>
+            <w:tcW w:type="dxa" w:w="3173"/>
           </w:tcPr>
           <w:p>
             <w:r>
@@ -1169,7 +1263,7 @@
         </w:tc>
         <w:tc>
           <w:tcPr>
-            <w:tcW w:type="dxa" w:w="2880"/>
+            <w:tcW w:type="dxa" w:w="3173"/>
           </w:tcPr>
           <w:p>
             <w:r>
@@ -1187,7 +1281,7 @@
         </w:tc>
         <w:tc>
           <w:tcPr>
-            <w:tcW w:type="dxa" w:w="2880"/>
+            <w:tcW w:type="dxa" w:w="3173"/>
           </w:tcPr>
           <w:p>
             <w:r>
@@ -1207,7 +1301,8 @@
       <w:tr>
         <w:tc>
           <w:tcPr>
-            <w:tcW w:type="dxa" w:w="2880"/>
+            <w:tcW w:type="dxa" w:w="3173"/>
+            <w:shd w:val="clear" w:fill="F2F7F7"/>
           </w:tcPr>
           <w:p>
             <w:r>
@@ -1225,7 +1320,8 @@
         </w:tc>
         <w:tc>
           <w:tcPr>
-            <w:tcW w:type="dxa" w:w="2880"/>
+            <w:tcW w:type="dxa" w:w="3173"/>
+            <w:shd w:val="clear" w:fill="F2F7F7"/>
           </w:tcPr>
           <w:p>
             <w:r>
@@ -1243,7 +1339,8 @@
         </w:tc>
         <w:tc>
           <w:tcPr>
-            <w:tcW w:type="dxa" w:w="2880"/>
+            <w:tcW w:type="dxa" w:w="3173"/>
+            <w:shd w:val="clear" w:fill="F2F7F7"/>
           </w:tcPr>
           <w:p>
             <w:r>
@@ -1263,7 +1360,7 @@
       <w:tr>
         <w:tc>
           <w:tcPr>
-            <w:tcW w:type="dxa" w:w="2880"/>
+            <w:tcW w:type="dxa" w:w="3173"/>
           </w:tcPr>
           <w:p>
             <w:r>
@@ -1281,7 +1378,7 @@
         </w:tc>
         <w:tc>
           <w:tcPr>
-            <w:tcW w:type="dxa" w:w="2880"/>
+            <w:tcW w:type="dxa" w:w="3173"/>
           </w:tcPr>
           <w:p>
             <w:r>
@@ -1299,7 +1396,7 @@
         </w:tc>
         <w:tc>
           <w:tcPr>
-            <w:tcW w:type="dxa" w:w="2880"/>
+            <w:tcW w:type="dxa" w:w="3173"/>
           </w:tcPr>
           <w:p>
             <w:r>
@@ -1319,7 +1416,8 @@
       <w:tr>
         <w:tc>
           <w:tcPr>
-            <w:tcW w:type="dxa" w:w="2880"/>
+            <w:tcW w:type="dxa" w:w="3173"/>
+            <w:shd w:val="clear" w:fill="F2F7F7"/>
           </w:tcPr>
           <w:p>
             <w:r>
@@ -1337,7 +1435,8 @@
         </w:tc>
         <w:tc>
           <w:tcPr>
-            <w:tcW w:type="dxa" w:w="2880"/>
+            <w:tcW w:type="dxa" w:w="3173"/>
+            <w:shd w:val="clear" w:fill="F2F7F7"/>
           </w:tcPr>
           <w:p>
             <w:r>
@@ -1355,7 +1454,8 @@
         </w:tc>
         <w:tc>
           <w:tcPr>
-            <w:tcW w:type="dxa" w:w="2880"/>
+            <w:tcW w:type="dxa" w:w="3173"/>
+            <w:shd w:val="clear" w:fill="F2F7F7"/>
           </w:tcPr>
           <w:p>
             <w:r>
@@ -1375,7 +1475,7 @@
       <w:tr>
         <w:tc>
           <w:tcPr>
-            <w:tcW w:type="dxa" w:w="2880"/>
+            <w:tcW w:type="dxa" w:w="3173"/>
           </w:tcPr>
           <w:p>
             <w:r>
@@ -1393,7 +1493,7 @@
         </w:tc>
         <w:tc>
           <w:tcPr>
-            <w:tcW w:type="dxa" w:w="2880"/>
+            <w:tcW w:type="dxa" w:w="3173"/>
           </w:tcPr>
           <w:p>
             <w:r>
@@ -1411,7 +1511,7 @@
         </w:tc>
         <w:tc>
           <w:tcPr>
-            <w:tcW w:type="dxa" w:w="2880"/>
+            <w:tcW w:type="dxa" w:w="3173"/>
           </w:tcPr>
           <w:p>
             <w:r>
@@ -1431,7 +1531,8 @@
       <w:tr>
         <w:tc>
           <w:tcPr>
-            <w:tcW w:type="dxa" w:w="2880"/>
+            <w:tcW w:type="dxa" w:w="3173"/>
+            <w:shd w:val="clear" w:fill="F2F7F7"/>
           </w:tcPr>
           <w:p>
             <w:r>
@@ -1449,7 +1550,8 @@
         </w:tc>
         <w:tc>
           <w:tcPr>
-            <w:tcW w:type="dxa" w:w="2880"/>
+            <w:tcW w:type="dxa" w:w="3173"/>
+            <w:shd w:val="clear" w:fill="F2F7F7"/>
           </w:tcPr>
           <w:p>
             <w:r>
@@ -1467,7 +1569,8 @@
         </w:tc>
         <w:tc>
           <w:tcPr>
-            <w:tcW w:type="dxa" w:w="2880"/>
+            <w:tcW w:type="dxa" w:w="3173"/>
+            <w:shd w:val="clear" w:fill="F2F7F7"/>
           </w:tcPr>
           <w:p>
             <w:r>
@@ -1487,7 +1590,7 @@
       <w:tr>
         <w:tc>
           <w:tcPr>
-            <w:tcW w:type="dxa" w:w="2880"/>
+            <w:tcW w:type="dxa" w:w="3173"/>
           </w:tcPr>
           <w:p>
             <w:r>
@@ -1505,7 +1608,7 @@
         </w:tc>
         <w:tc>
           <w:tcPr>
-            <w:tcW w:type="dxa" w:w="2880"/>
+            <w:tcW w:type="dxa" w:w="3173"/>
           </w:tcPr>
           <w:p>
             <w:r>
@@ -1523,7 +1626,7 @@
         </w:tc>
         <w:tc>
           <w:tcPr>
-            <w:tcW w:type="dxa" w:w="2880"/>
+            <w:tcW w:type="dxa" w:w="3173"/>
           </w:tcPr>
           <w:p>
             <w:r>
@@ -1543,7 +1646,8 @@
       <w:tr>
         <w:tc>
           <w:tcPr>
-            <w:tcW w:type="dxa" w:w="2880"/>
+            <w:tcW w:type="dxa" w:w="3173"/>
+            <w:shd w:val="clear" w:fill="F2F7F7"/>
           </w:tcPr>
           <w:p>
             <w:r>
@@ -1561,7 +1665,8 @@
         </w:tc>
         <w:tc>
           <w:tcPr>
-            <w:tcW w:type="dxa" w:w="2880"/>
+            <w:tcW w:type="dxa" w:w="3173"/>
+            <w:shd w:val="clear" w:fill="F2F7F7"/>
           </w:tcPr>
           <w:p>
             <w:r>
@@ -1579,7 +1684,8 @@
         </w:tc>
         <w:tc>
           <w:tcPr>
-            <w:tcW w:type="dxa" w:w="2880"/>
+            <w:tcW w:type="dxa" w:w="3173"/>
+            <w:shd w:val="clear" w:fill="F2F7F7"/>
           </w:tcPr>
           <w:p>
             <w:r>
@@ -1606,10 +1712,15 @@
     <w:p>
       <w:pPr>
         <w:pStyle w:val="Heading2"/>
+        <w:pageBreakBefore/>
+        <w:spacing w:before="320" w:after="120"/>
       </w:pPr>
       <w:r>
         <w:rPr>
-          <w:color w:val="1F2937"/>
+          <w:rFonts w:ascii="Calibri" w:hAnsi="Calibri"/>
+          <w:b/>
+          <w:color w:val="008490"/>
+          <w:sz w:val="31"/>
         </w:rPr>
         <w:t>5. Managing schools</w:t>
       </w:r>
@@ -1622,10 +1733,14 @@
     <w:p>
       <w:pPr>
         <w:pStyle w:val="Heading3"/>
+        <w:spacing w:before="240" w:after="80"/>
       </w:pPr>
       <w:r>
         <w:rPr>
+          <w:rFonts w:ascii="Calibri" w:hAnsi="Calibri"/>
+          <w:b/>
           <w:color w:val="1F2937"/>
+          <w:sz w:val="25"/>
         </w:rPr>
         <w:t>5.1 The schools list</w:t>
       </w:r>
@@ -1662,10 +1777,14 @@
     <w:p>
       <w:pPr>
         <w:pStyle w:val="Heading3"/>
+        <w:spacing w:before="240" w:after="80"/>
       </w:pPr>
       <w:r>
         <w:rPr>
+          <w:rFonts w:ascii="Calibri" w:hAnsi="Calibri"/>
+          <w:b/>
           <w:color w:val="1F2937"/>
+          <w:sz w:val="25"/>
         </w:rPr>
         <w:t>5.2 Creating a school</w:t>
       </w:r>
@@ -1720,10 +1839,14 @@
     <w:p>
       <w:pPr>
         <w:pStyle w:val="Heading3"/>
+        <w:spacing w:before="240" w:after="80"/>
       </w:pPr>
       <w:r>
         <w:rPr>
+          <w:rFonts w:ascii="Calibri" w:hAnsi="Calibri"/>
+          <w:b/>
           <w:color w:val="1F2937"/>
+          <w:sz w:val="25"/>
         </w:rPr>
         <w:t>5.3 The school detail drawer</w:t>
       </w:r>
@@ -1741,24 +1864,27 @@
         <w:tblLook w:firstColumn="1" w:firstRow="1" w:lastColumn="0" w:lastRow="0" w:noHBand="0" w:noVBand="1" w:val="04A0"/>
       </w:tblPr>
       <w:tblGrid>
-        <w:gridCol w:w="4320"/>
-        <w:gridCol w:w="4320"/>
+        <w:gridCol w:w="4759"/>
+        <w:gridCol w:w="4759"/>
       </w:tblGrid>
       <w:tr>
         <w:tc>
           <w:tcPr>
-            <w:tcW w:type="dxa" w:w="4320"/>
+            <w:tcW w:type="dxa" w:w="4759"/>
+            <w:shd w:val="clear" w:fill="008490"/>
           </w:tcPr>
           <w:p>
             <w:r>
               <w:rPr>
                 <w:b/>
+                <w:color w:val="FFFFFF"/>
                 <w:sz w:val="19"/>
               </w:rPr>
             </w:r>
             <w:r>
               <w:rPr>
                 <w:b/>
+                <w:color w:val="FFFFFF"/>
                 <w:sz w:val="19"/>
               </w:rPr>
               <w:t>Tab</w:t>
@@ -1767,18 +1893,21 @@
         </w:tc>
         <w:tc>
           <w:tcPr>
-            <w:tcW w:type="dxa" w:w="4320"/>
+            <w:tcW w:type="dxa" w:w="4759"/>
+            <w:shd w:val="clear" w:fill="008490"/>
           </w:tcPr>
           <w:p>
             <w:r>
               <w:rPr>
                 <w:b/>
+                <w:color w:val="FFFFFF"/>
                 <w:sz w:val="19"/>
               </w:rPr>
             </w:r>
             <w:r>
               <w:rPr>
                 <w:b/>
+                <w:color w:val="FFFFFF"/>
                 <w:sz w:val="19"/>
               </w:rPr>
               <w:t>What it does</w:t>
@@ -1789,7 +1918,7 @@
       <w:tr>
         <w:tc>
           <w:tcPr>
-            <w:tcW w:type="dxa" w:w="4320"/>
+            <w:tcW w:type="dxa" w:w="4759"/>
           </w:tcPr>
           <w:p>
             <w:r>
@@ -1807,7 +1936,7 @@
         </w:tc>
         <w:tc>
           <w:tcPr>
-            <w:tcW w:type="dxa" w:w="4320"/>
+            <w:tcW w:type="dxa" w:w="4759"/>
           </w:tcPr>
           <w:p>
             <w:r>
@@ -1827,7 +1956,8 @@
       <w:tr>
         <w:tc>
           <w:tcPr>
-            <w:tcW w:type="dxa" w:w="4320"/>
+            <w:tcW w:type="dxa" w:w="4759"/>
+            <w:shd w:val="clear" w:fill="F2F7F7"/>
           </w:tcPr>
           <w:p>
             <w:r>
@@ -1845,7 +1975,8 @@
         </w:tc>
         <w:tc>
           <w:tcPr>
-            <w:tcW w:type="dxa" w:w="4320"/>
+            <w:tcW w:type="dxa" w:w="4759"/>
+            <w:shd w:val="clear" w:fill="F2F7F7"/>
           </w:tcPr>
           <w:p>
             <w:r>
@@ -1865,7 +1996,7 @@
       <w:tr>
         <w:tc>
           <w:tcPr>
-            <w:tcW w:type="dxa" w:w="4320"/>
+            <w:tcW w:type="dxa" w:w="4759"/>
           </w:tcPr>
           <w:p>
             <w:r>
@@ -1883,7 +2014,7 @@
         </w:tc>
         <w:tc>
           <w:tcPr>
-            <w:tcW w:type="dxa" w:w="4320"/>
+            <w:tcW w:type="dxa" w:w="4759"/>
           </w:tcPr>
           <w:p>
             <w:r>
@@ -1903,7 +2034,8 @@
       <w:tr>
         <w:tc>
           <w:tcPr>
-            <w:tcW w:type="dxa" w:w="4320"/>
+            <w:tcW w:type="dxa" w:w="4759"/>
+            <w:shd w:val="clear" w:fill="F2F7F7"/>
           </w:tcPr>
           <w:p>
             <w:r>
@@ -1921,7 +2053,8 @@
         </w:tc>
         <w:tc>
           <w:tcPr>
-            <w:tcW w:type="dxa" w:w="4320"/>
+            <w:tcW w:type="dxa" w:w="4759"/>
+            <w:shd w:val="clear" w:fill="F2F7F7"/>
           </w:tcPr>
           <w:p>
             <w:r>
@@ -1941,7 +2074,7 @@
       <w:tr>
         <w:tc>
           <w:tcPr>
-            <w:tcW w:type="dxa" w:w="4320"/>
+            <w:tcW w:type="dxa" w:w="4759"/>
           </w:tcPr>
           <w:p>
             <w:r>
@@ -1959,7 +2092,7 @@
         </w:tc>
         <w:tc>
           <w:tcPr>
-            <w:tcW w:type="dxa" w:w="4320"/>
+            <w:tcW w:type="dxa" w:w="4759"/>
           </w:tcPr>
           <w:p>
             <w:r>
@@ -1979,7 +2112,8 @@
       <w:tr>
         <w:tc>
           <w:tcPr>
-            <w:tcW w:type="dxa" w:w="4320"/>
+            <w:tcW w:type="dxa" w:w="4759"/>
+            <w:shd w:val="clear" w:fill="F2F7F7"/>
           </w:tcPr>
           <w:p>
             <w:r>
@@ -1997,7 +2131,8 @@
         </w:tc>
         <w:tc>
           <w:tcPr>
-            <w:tcW w:type="dxa" w:w="4320"/>
+            <w:tcW w:type="dxa" w:w="4759"/>
+            <w:shd w:val="clear" w:fill="F2F7F7"/>
           </w:tcPr>
           <w:p>
             <w:r>
@@ -2017,7 +2152,7 @@
       <w:tr>
         <w:tc>
           <w:tcPr>
-            <w:tcW w:type="dxa" w:w="4320"/>
+            <w:tcW w:type="dxa" w:w="4759"/>
           </w:tcPr>
           <w:p>
             <w:r>
@@ -2035,7 +2170,7 @@
         </w:tc>
         <w:tc>
           <w:tcPr>
-            <w:tcW w:type="dxa" w:w="4320"/>
+            <w:tcW w:type="dxa" w:w="4759"/>
           </w:tcPr>
           <w:p>
             <w:r>
@@ -2055,7 +2190,8 @@
       <w:tr>
         <w:tc>
           <w:tcPr>
-            <w:tcW w:type="dxa" w:w="4320"/>
+            <w:tcW w:type="dxa" w:w="4759"/>
+            <w:shd w:val="clear" w:fill="F2F7F7"/>
           </w:tcPr>
           <w:p>
             <w:r>
@@ -2073,7 +2209,8 @@
         </w:tc>
         <w:tc>
           <w:tcPr>
-            <w:tcW w:type="dxa" w:w="4320"/>
+            <w:tcW w:type="dxa" w:w="4759"/>
+            <w:shd w:val="clear" w:fill="F2F7F7"/>
           </w:tcPr>
           <w:p>
             <w:r>
@@ -2093,7 +2230,7 @@
       <w:tr>
         <w:tc>
           <w:tcPr>
-            <w:tcW w:type="dxa" w:w="4320"/>
+            <w:tcW w:type="dxa" w:w="4759"/>
           </w:tcPr>
           <w:p>
             <w:r>
@@ -2111,7 +2248,7 @@
         </w:tc>
         <w:tc>
           <w:tcPr>
-            <w:tcW w:type="dxa" w:w="4320"/>
+            <w:tcW w:type="dxa" w:w="4759"/>
           </w:tcPr>
           <w:p>
             <w:r>
@@ -2133,10 +2270,14 @@
     <w:p>
       <w:pPr>
         <w:pStyle w:val="Heading3"/>
+        <w:spacing w:before="240" w:after="80"/>
       </w:pPr>
       <w:r>
         <w:rPr>
+          <w:rFonts w:ascii="Calibri" w:hAnsi="Calibri"/>
+          <w:b/>
           <w:color w:val="1F2937"/>
+          <w:sz w:val="25"/>
         </w:rPr>
         <w:t>5.4 The onboarding checklist</w:t>
       </w:r>
@@ -2191,10 +2332,14 @@
     <w:p>
       <w:pPr>
         <w:pStyle w:val="Heading3"/>
+        <w:spacing w:before="240" w:after="80"/>
       </w:pPr>
       <w:r>
         <w:rPr>
+          <w:rFonts w:ascii="Calibri" w:hAnsi="Calibri"/>
+          <w:b/>
           <w:color w:val="1F2937"/>
+          <w:sz w:val="25"/>
         </w:rPr>
         <w:t>5.5 Licences</w:t>
       </w:r>
@@ -2228,10 +2373,14 @@
     <w:p>
       <w:pPr>
         <w:pStyle w:val="Heading3"/>
+        <w:spacing w:before="240" w:after="80"/>
       </w:pPr>
       <w:r>
         <w:rPr>
+          <w:rFonts w:ascii="Calibri" w:hAnsi="Calibri"/>
+          <w:b/>
           <w:color w:val="1F2937"/>
+          <w:sz w:val="25"/>
         </w:rPr>
         <w:t>5.6 Activation: unlocking features for a school</w:t>
       </w:r>
@@ -2244,10 +2393,14 @@
     <w:p>
       <w:pPr>
         <w:pStyle w:val="Heading3"/>
+        <w:spacing w:before="240" w:after="80"/>
       </w:pPr>
       <w:r>
         <w:rPr>
+          <w:rFonts w:ascii="Calibri" w:hAnsi="Calibri"/>
+          <w:b/>
           <w:color w:val="1F2937"/>
+          <w:sz w:val="25"/>
         </w:rPr>
         <w:t>5.7 Deleting a school</w:t>
       </w:r>
@@ -2260,10 +2413,15 @@
     <w:p>
       <w:pPr>
         <w:pStyle w:val="Heading2"/>
+        <w:pageBreakBefore/>
+        <w:spacing w:before="320" w:after="120"/>
       </w:pPr>
       <w:r>
         <w:rPr>
-          <w:color w:val="1F2937"/>
+          <w:rFonts w:ascii="Calibri" w:hAnsi="Calibri"/>
+          <w:b/>
+          <w:color w:val="008490"/>
+          <w:sz w:val="31"/>
         </w:rPr>
         <w:t>6. Managing users</w:t>
       </w:r>
@@ -2276,10 +2434,14 @@
     <w:p>
       <w:pPr>
         <w:pStyle w:val="Heading3"/>
+        <w:spacing w:before="240" w:after="80"/>
       </w:pPr>
       <w:r>
         <w:rPr>
+          <w:rFonts w:ascii="Calibri" w:hAnsi="Calibri"/>
+          <w:b/>
           <w:color w:val="1F2937"/>
+          <w:sz w:val="25"/>
         </w:rPr>
         <w:t>6.1 The users list</w:t>
       </w:r>
@@ -2292,10 +2454,14 @@
     <w:p>
       <w:pPr>
         <w:pStyle w:val="Heading3"/>
+        <w:spacing w:before="240" w:after="80"/>
       </w:pPr>
       <w:r>
         <w:rPr>
+          <w:rFonts w:ascii="Calibri" w:hAnsi="Calibri"/>
+          <w:b/>
           <w:color w:val="1F2937"/>
+          <w:sz w:val="25"/>
         </w:rPr>
         <w:t>6.2 Adding a user</w:t>
       </w:r>
@@ -2390,10 +2556,14 @@
     <w:p>
       <w:pPr>
         <w:pStyle w:val="Heading3"/>
+        <w:spacing w:before="240" w:after="80"/>
       </w:pPr>
       <w:r>
         <w:rPr>
+          <w:rFonts w:ascii="Calibri" w:hAnsi="Calibri"/>
+          <w:b/>
           <w:color w:val="1F2937"/>
+          <w:sz w:val="25"/>
         </w:rPr>
         <w:t>6.3 The user detail drawer</w:t>
       </w:r>
@@ -2411,24 +2581,27 @@
         <w:tblLook w:firstColumn="1" w:firstRow="1" w:lastColumn="0" w:lastRow="0" w:noHBand="0" w:noVBand="1" w:val="04A0"/>
       </w:tblPr>
       <w:tblGrid>
-        <w:gridCol w:w="4320"/>
-        <w:gridCol w:w="4320"/>
+        <w:gridCol w:w="4759"/>
+        <w:gridCol w:w="4759"/>
       </w:tblGrid>
       <w:tr>
         <w:tc>
           <w:tcPr>
-            <w:tcW w:type="dxa" w:w="4320"/>
+            <w:tcW w:type="dxa" w:w="4759"/>
+            <w:shd w:val="clear" w:fill="008490"/>
           </w:tcPr>
           <w:p>
             <w:r>
               <w:rPr>
                 <w:b/>
+                <w:color w:val="FFFFFF"/>
                 <w:sz w:val="19"/>
               </w:rPr>
             </w:r>
             <w:r>
               <w:rPr>
                 <w:b/>
+                <w:color w:val="FFFFFF"/>
                 <w:sz w:val="19"/>
               </w:rPr>
               <w:t>Tab</w:t>
@@ -2437,18 +2610,21 @@
         </w:tc>
         <w:tc>
           <w:tcPr>
-            <w:tcW w:type="dxa" w:w="4320"/>
+            <w:tcW w:type="dxa" w:w="4759"/>
+            <w:shd w:val="clear" w:fill="008490"/>
           </w:tcPr>
           <w:p>
             <w:r>
               <w:rPr>
                 <w:b/>
+                <w:color w:val="FFFFFF"/>
                 <w:sz w:val="19"/>
               </w:rPr>
             </w:r>
             <w:r>
               <w:rPr>
                 <w:b/>
+                <w:color w:val="FFFFFF"/>
                 <w:sz w:val="19"/>
               </w:rPr>
               <w:t>What it shows</w:t>
@@ -2459,7 +2635,7 @@
       <w:tr>
         <w:tc>
           <w:tcPr>
-            <w:tcW w:type="dxa" w:w="4320"/>
+            <w:tcW w:type="dxa" w:w="4759"/>
           </w:tcPr>
           <w:p>
             <w:r>
@@ -2477,7 +2653,7 @@
         </w:tc>
         <w:tc>
           <w:tcPr>
-            <w:tcW w:type="dxa" w:w="4320"/>
+            <w:tcW w:type="dxa" w:w="4759"/>
           </w:tcPr>
           <w:p>
             <w:r>
@@ -2497,7 +2673,8 @@
       <w:tr>
         <w:tc>
           <w:tcPr>
-            <w:tcW w:type="dxa" w:w="4320"/>
+            <w:tcW w:type="dxa" w:w="4759"/>
+            <w:shd w:val="clear" w:fill="F2F7F7"/>
           </w:tcPr>
           <w:p>
             <w:r>
@@ -2515,7 +2692,8 @@
         </w:tc>
         <w:tc>
           <w:tcPr>
-            <w:tcW w:type="dxa" w:w="4320"/>
+            <w:tcW w:type="dxa" w:w="4759"/>
+            <w:shd w:val="clear" w:fill="F2F7F7"/>
           </w:tcPr>
           <w:p>
             <w:r>
@@ -2535,7 +2713,7 @@
       <w:tr>
         <w:tc>
           <w:tcPr>
-            <w:tcW w:type="dxa" w:w="4320"/>
+            <w:tcW w:type="dxa" w:w="4759"/>
           </w:tcPr>
           <w:p>
             <w:r>
@@ -2553,7 +2731,7 @@
         </w:tc>
         <w:tc>
           <w:tcPr>
-            <w:tcW w:type="dxa" w:w="4320"/>
+            <w:tcW w:type="dxa" w:w="4759"/>
           </w:tcPr>
           <w:p>
             <w:r>
@@ -2573,7 +2751,8 @@
       <w:tr>
         <w:tc>
           <w:tcPr>
-            <w:tcW w:type="dxa" w:w="4320"/>
+            <w:tcW w:type="dxa" w:w="4759"/>
+            <w:shd w:val="clear" w:fill="F2F7F7"/>
           </w:tcPr>
           <w:p>
             <w:r>
@@ -2591,7 +2770,8 @@
         </w:tc>
         <w:tc>
           <w:tcPr>
-            <w:tcW w:type="dxa" w:w="4320"/>
+            <w:tcW w:type="dxa" w:w="4759"/>
+            <w:shd w:val="clear" w:fill="F2F7F7"/>
           </w:tcPr>
           <w:p>
             <w:r>
@@ -2611,7 +2791,7 @@
       <w:tr>
         <w:tc>
           <w:tcPr>
-            <w:tcW w:type="dxa" w:w="4320"/>
+            <w:tcW w:type="dxa" w:w="4759"/>
           </w:tcPr>
           <w:p>
             <w:r>
@@ -2629,7 +2809,7 @@
         </w:tc>
         <w:tc>
           <w:tcPr>
-            <w:tcW w:type="dxa" w:w="4320"/>
+            <w:tcW w:type="dxa" w:w="4759"/>
           </w:tcPr>
           <w:p>
             <w:r>
@@ -2649,7 +2829,8 @@
       <w:tr>
         <w:tc>
           <w:tcPr>
-            <w:tcW w:type="dxa" w:w="4320"/>
+            <w:tcW w:type="dxa" w:w="4759"/>
+            <w:shd w:val="clear" w:fill="F2F7F7"/>
           </w:tcPr>
           <w:p>
             <w:r>
@@ -2667,7 +2848,8 @@
         </w:tc>
         <w:tc>
           <w:tcPr>
-            <w:tcW w:type="dxa" w:w="4320"/>
+            <w:tcW w:type="dxa" w:w="4759"/>
+            <w:shd w:val="clear" w:fill="F2F7F7"/>
           </w:tcPr>
           <w:p>
             <w:r>
@@ -2723,10 +2905,15 @@
     <w:p>
       <w:pPr>
         <w:pStyle w:val="Heading2"/>
+        <w:pageBreakBefore/>
+        <w:spacing w:before="320" w:after="120"/>
       </w:pPr>
       <w:r>
         <w:rPr>
-          <w:color w:val="1F2937"/>
+          <w:rFonts w:ascii="Calibri" w:hAnsi="Calibri"/>
+          <w:b/>
+          <w:color w:val="008490"/>
+          <w:sz w:val="31"/>
         </w:rPr>
         <w:t>7. Content management</w:t>
       </w:r>
@@ -2739,10 +2926,14 @@
     <w:p>
       <w:pPr>
         <w:pStyle w:val="Heading3"/>
+        <w:spacing w:before="240" w:after="80"/>
       </w:pPr>
       <w:r>
         <w:rPr>
+          <w:rFonts w:ascii="Calibri" w:hAnsi="Calibri"/>
+          <w:b/>
           <w:color w:val="1F2937"/>
+          <w:sz w:val="25"/>
         </w:rPr>
         <w:t>7.1 Curriculum: stages, topics, and slides</w:t>
       </w:r>
@@ -2818,10 +3009,14 @@
     <w:p>
       <w:pPr>
         <w:pStyle w:val="Heading3"/>
+        <w:spacing w:before="240" w:after="80"/>
       </w:pPr>
       <w:r>
         <w:rPr>
+          <w:rFonts w:ascii="Calibri" w:hAnsi="Calibri"/>
+          <w:b/>
           <w:color w:val="1F2937"/>
+          <w:sz w:val="25"/>
         </w:rPr>
         <w:t>7.2 Certification content: courses, topics, and quizzes</w:t>
       </w:r>
@@ -2871,10 +3066,15 @@
     <w:p>
       <w:pPr>
         <w:pStyle w:val="Heading2"/>
+        <w:pageBreakBefore/>
+        <w:spacing w:before="320" w:after="120"/>
       </w:pPr>
       <w:r>
         <w:rPr>
-          <w:color w:val="1F2937"/>
+          <w:rFonts w:ascii="Calibri" w:hAnsi="Calibri"/>
+          <w:b/>
+          <w:color w:val="008490"/>
+          <w:sz w:val="31"/>
         </w:rPr>
         <w:t>8. Feature permissions and permission templates</w:t>
       </w:r>
@@ -2887,10 +3087,14 @@
     <w:p>
       <w:pPr>
         <w:pStyle w:val="Heading3"/>
+        <w:spacing w:before="240" w:after="80"/>
       </w:pPr>
       <w:r>
         <w:rPr>
+          <w:rFonts w:ascii="Calibri" w:hAnsi="Calibri"/>
+          <w:b/>
           <w:color w:val="1F2937"/>
+          <w:sz w:val="25"/>
         </w:rPr>
         <w:t>8.1 How permissions work</w:t>
       </w:r>
@@ -2969,10 +3173,14 @@
     <w:p>
       <w:pPr>
         <w:pStyle w:val="Heading3"/>
+        <w:spacing w:before="240" w:after="80"/>
       </w:pPr>
       <w:r>
         <w:rPr>
+          <w:rFonts w:ascii="Calibri" w:hAnsi="Calibri"/>
+          <w:b/>
           <w:color w:val="1F2937"/>
+          <w:sz w:val="25"/>
         </w:rPr>
         <w:t>8.2 Managing permissions</w:t>
       </w:r>
@@ -3022,10 +3230,14 @@
     <w:p>
       <w:pPr>
         <w:pStyle w:val="Heading3"/>
+        <w:spacing w:before="240" w:after="80"/>
       </w:pPr>
       <w:r>
         <w:rPr>
+          <w:rFonts w:ascii="Calibri" w:hAnsi="Calibri"/>
+          <w:b/>
           <w:color w:val="1F2937"/>
+          <w:sz w:val="25"/>
         </w:rPr>
         <w:t>8.3 Permission templates</w:t>
       </w:r>
@@ -3077,10 +3289,15 @@
     <w:p>
       <w:pPr>
         <w:pStyle w:val="Heading2"/>
+        <w:pageBreakBefore/>
+        <w:spacing w:before="320" w:after="120"/>
       </w:pPr>
       <w:r>
         <w:rPr>
-          <w:color w:val="1F2937"/>
+          <w:rFonts w:ascii="Calibri" w:hAnsi="Calibri"/>
+          <w:b/>
+          <w:color w:val="008490"/>
+          <w:sz w:val="31"/>
         </w:rPr>
         <w:t>9. Culture ratings</w:t>
       </w:r>
@@ -3098,10 +3315,14 @@
     <w:p>
       <w:pPr>
         <w:pStyle w:val="Heading3"/>
+        <w:spacing w:before="240" w:after="80"/>
       </w:pPr>
       <w:r>
         <w:rPr>
+          <w:rFonts w:ascii="Calibri" w:hAnsi="Calibri"/>
+          <w:b/>
           <w:color w:val="1F2937"/>
+          <w:sz w:val="25"/>
         </w:rPr>
         <w:t>9.1 The eight inputs</w:t>
       </w:r>
@@ -3119,24 +3340,27 @@
         <w:tblLook w:firstColumn="1" w:firstRow="1" w:lastColumn="0" w:lastRow="0" w:noHBand="0" w:noVBand="1" w:val="04A0"/>
       </w:tblPr>
       <w:tblGrid>
-        <w:gridCol w:w="4320"/>
-        <w:gridCol w:w="4320"/>
+        <w:gridCol w:w="4759"/>
+        <w:gridCol w:w="4759"/>
       </w:tblGrid>
       <w:tr>
         <w:tc>
           <w:tcPr>
-            <w:tcW w:type="dxa" w:w="4320"/>
+            <w:tcW w:type="dxa" w:w="4759"/>
+            <w:shd w:val="clear" w:fill="008490"/>
           </w:tcPr>
           <w:p>
             <w:r>
               <w:rPr>
                 <w:b/>
+                <w:color w:val="FFFFFF"/>
                 <w:sz w:val="19"/>
               </w:rPr>
             </w:r>
             <w:r>
               <w:rPr>
                 <w:b/>
+                <w:color w:val="FFFFFF"/>
                 <w:sz w:val="19"/>
               </w:rPr>
               <w:t>#</w:t>
@@ -3145,18 +3369,21 @@
         </w:tc>
         <w:tc>
           <w:tcPr>
-            <w:tcW w:type="dxa" w:w="4320"/>
+            <w:tcW w:type="dxa" w:w="4759"/>
+            <w:shd w:val="clear" w:fill="008490"/>
           </w:tcPr>
           <w:p>
             <w:r>
               <w:rPr>
                 <w:b/>
+                <w:color w:val="FFFFFF"/>
                 <w:sz w:val="19"/>
               </w:rPr>
             </w:r>
             <w:r>
               <w:rPr>
                 <w:b/>
+                <w:color w:val="FFFFFF"/>
                 <w:sz w:val="19"/>
               </w:rPr>
               <w:t>Input</w:t>
@@ -3167,7 +3394,7 @@
       <w:tr>
         <w:tc>
           <w:tcPr>
-            <w:tcW w:type="dxa" w:w="4320"/>
+            <w:tcW w:type="dxa" w:w="4759"/>
           </w:tcPr>
           <w:p>
             <w:r>
@@ -3185,7 +3412,7 @@
         </w:tc>
         <w:tc>
           <w:tcPr>
-            <w:tcW w:type="dxa" w:w="4320"/>
+            <w:tcW w:type="dxa" w:w="4759"/>
           </w:tcPr>
           <w:p>
             <w:r>
@@ -3205,7 +3432,8 @@
       <w:tr>
         <w:tc>
           <w:tcPr>
-            <w:tcW w:type="dxa" w:w="4320"/>
+            <w:tcW w:type="dxa" w:w="4759"/>
+            <w:shd w:val="clear" w:fill="F2F7F7"/>
           </w:tcPr>
           <w:p>
             <w:r>
@@ -3223,7 +3451,8 @@
         </w:tc>
         <w:tc>
           <w:tcPr>
-            <w:tcW w:type="dxa" w:w="4320"/>
+            <w:tcW w:type="dxa" w:w="4759"/>
+            <w:shd w:val="clear" w:fill="F2F7F7"/>
           </w:tcPr>
           <w:p>
             <w:r>
@@ -3243,7 +3472,7 @@
       <w:tr>
         <w:tc>
           <w:tcPr>
-            <w:tcW w:type="dxa" w:w="4320"/>
+            <w:tcW w:type="dxa" w:w="4759"/>
           </w:tcPr>
           <w:p>
             <w:r>
@@ -3261,7 +3490,7 @@
         </w:tc>
         <w:tc>
           <w:tcPr>
-            <w:tcW w:type="dxa" w:w="4320"/>
+            <w:tcW w:type="dxa" w:w="4759"/>
           </w:tcPr>
           <w:p>
             <w:r>
@@ -3281,7 +3510,8 @@
       <w:tr>
         <w:tc>
           <w:tcPr>
-            <w:tcW w:type="dxa" w:w="4320"/>
+            <w:tcW w:type="dxa" w:w="4759"/>
+            <w:shd w:val="clear" w:fill="F2F7F7"/>
           </w:tcPr>
           <w:p>
             <w:r>
@@ -3299,7 +3529,8 @@
         </w:tc>
         <w:tc>
           <w:tcPr>
-            <w:tcW w:type="dxa" w:w="4320"/>
+            <w:tcW w:type="dxa" w:w="4759"/>
+            <w:shd w:val="clear" w:fill="F2F7F7"/>
           </w:tcPr>
           <w:p>
             <w:r>
@@ -3319,7 +3550,7 @@
       <w:tr>
         <w:tc>
           <w:tcPr>
-            <w:tcW w:type="dxa" w:w="4320"/>
+            <w:tcW w:type="dxa" w:w="4759"/>
           </w:tcPr>
           <w:p>
             <w:r>
@@ -3337,7 +3568,7 @@
         </w:tc>
         <w:tc>
           <w:tcPr>
-            <w:tcW w:type="dxa" w:w="4320"/>
+            <w:tcW w:type="dxa" w:w="4759"/>
           </w:tcPr>
           <w:p>
             <w:r>
@@ -3357,7 +3588,8 @@
       <w:tr>
         <w:tc>
           <w:tcPr>
-            <w:tcW w:type="dxa" w:w="4320"/>
+            <w:tcW w:type="dxa" w:w="4759"/>
+            <w:shd w:val="clear" w:fill="F2F7F7"/>
           </w:tcPr>
           <w:p>
             <w:r>
@@ -3375,7 +3607,8 @@
         </w:tc>
         <w:tc>
           <w:tcPr>
-            <w:tcW w:type="dxa" w:w="4320"/>
+            <w:tcW w:type="dxa" w:w="4759"/>
+            <w:shd w:val="clear" w:fill="F2F7F7"/>
           </w:tcPr>
           <w:p>
             <w:r>
@@ -3395,7 +3628,7 @@
       <w:tr>
         <w:tc>
           <w:tcPr>
-            <w:tcW w:type="dxa" w:w="4320"/>
+            <w:tcW w:type="dxa" w:w="4759"/>
           </w:tcPr>
           <w:p>
             <w:r>
@@ -3413,7 +3646,7 @@
         </w:tc>
         <w:tc>
           <w:tcPr>
-            <w:tcW w:type="dxa" w:w="4320"/>
+            <w:tcW w:type="dxa" w:w="4759"/>
           </w:tcPr>
           <w:p>
             <w:r>
@@ -3433,7 +3666,8 @@
       <w:tr>
         <w:tc>
           <w:tcPr>
-            <w:tcW w:type="dxa" w:w="4320"/>
+            <w:tcW w:type="dxa" w:w="4759"/>
+            <w:shd w:val="clear" w:fill="F2F7F7"/>
           </w:tcPr>
           <w:p>
             <w:r>
@@ -3451,7 +3685,8 @@
         </w:tc>
         <w:tc>
           <w:tcPr>
-            <w:tcW w:type="dxa" w:w="4320"/>
+            <w:tcW w:type="dxa" w:w="4759"/>
+            <w:shd w:val="clear" w:fill="F2F7F7"/>
           </w:tcPr>
           <w:p>
             <w:r>
@@ -3478,10 +3713,14 @@
     <w:p>
       <w:pPr>
         <w:pStyle w:val="Heading3"/>
+        <w:spacing w:before="240" w:after="80"/>
       </w:pPr>
       <w:r>
         <w:rPr>
+          <w:rFonts w:ascii="Calibri" w:hAnsi="Calibri"/>
+          <w:b/>
           <w:color w:val="1F2937"/>
+          <w:sz w:val="25"/>
         </w:rPr>
         <w:t>9.2 Benchmark and comparative periods</w:t>
       </w:r>
@@ -3510,10 +3749,14 @@
     <w:p>
       <w:pPr>
         <w:pStyle w:val="Heading3"/>
+        <w:spacing w:before="240" w:after="80"/>
       </w:pPr>
       <w:r>
         <w:rPr>
+          <w:rFonts w:ascii="Calibri" w:hAnsi="Calibri"/>
+          <w:b/>
           <w:color w:val="1F2937"/>
+          <w:sz w:val="25"/>
         </w:rPr>
         <w:t>9.3 How the headline rating works</w:t>
       </w:r>
@@ -3568,10 +3811,14 @@
     <w:p>
       <w:pPr>
         <w:pStyle w:val="Heading3"/>
+        <w:spacing w:before="240" w:after="80"/>
       </w:pPr>
       <w:r>
         <w:rPr>
+          <w:rFonts w:ascii="Calibri" w:hAnsi="Calibri"/>
+          <w:b/>
           <w:color w:val="1F2937"/>
+          <w:sz w:val="25"/>
         </w:rPr>
         <w:t>9.4 Culture reports</w:t>
       </w:r>
@@ -3613,10 +3860,15 @@
     <w:p>
       <w:pPr>
         <w:pStyle w:val="Heading2"/>
+        <w:pageBreakBefore/>
+        <w:spacing w:before="320" w:after="120"/>
       </w:pPr>
       <w:r>
         <w:rPr>
-          <w:color w:val="1F2937"/>
+          <w:rFonts w:ascii="Calibri" w:hAnsi="Calibri"/>
+          <w:b/>
+          <w:color w:val="008490"/>
+          <w:sz w:val="31"/>
         </w:rPr>
         <w:t>10. Reports</w:t>
       </w:r>
@@ -3629,10 +3881,14 @@
     <w:p>
       <w:pPr>
         <w:pStyle w:val="Heading3"/>
+        <w:spacing w:before="240" w:after="80"/>
       </w:pPr>
       <w:r>
         <w:rPr>
+          <w:rFonts w:ascii="Calibri" w:hAnsi="Calibri"/>
+          <w:b/>
           <w:color w:val="1F2937"/>
+          <w:sz w:val="25"/>
         </w:rPr>
         <w:t>10.1 School scope filter</w:t>
       </w:r>
@@ -3645,10 +3901,14 @@
     <w:p>
       <w:pPr>
         <w:pStyle w:val="Heading3"/>
+        <w:spacing w:before="240" w:after="80"/>
       </w:pPr>
       <w:r>
         <w:rPr>
+          <w:rFonts w:ascii="Calibri" w:hAnsi="Calibri"/>
+          <w:b/>
           <w:color w:val="1F2937"/>
+          <w:sz w:val="25"/>
         </w:rPr>
         <w:t>10.2 The tabs</w:t>
       </w:r>
@@ -3693,10 +3953,14 @@
     <w:p>
       <w:pPr>
         <w:pStyle w:val="Heading3"/>
+        <w:spacing w:before="240" w:after="80"/>
       </w:pPr>
       <w:r>
         <w:rPr>
+          <w:rFonts w:ascii="Calibri" w:hAnsi="Calibri"/>
+          <w:b/>
           <w:color w:val="1F2937"/>
+          <w:sz w:val="25"/>
         </w:rPr>
         <w:t>10.3 Exporting</w:t>
       </w:r>
@@ -3709,10 +3973,15 @@
     <w:p>
       <w:pPr>
         <w:pStyle w:val="Heading2"/>
+        <w:pageBreakBefore/>
+        <w:spacing w:before="320" w:after="120"/>
       </w:pPr>
       <w:r>
         <w:rPr>
-          <w:color w:val="1F2937"/>
+          <w:rFonts w:ascii="Calibri" w:hAnsi="Calibri"/>
+          <w:b/>
+          <w:color w:val="008490"/>
+          <w:sz w:val="31"/>
         </w:rPr>
         <w:t>11. Lesson ratings</w:t>
       </w:r>
@@ -3725,10 +3994,15 @@
     <w:p>
       <w:pPr>
         <w:pStyle w:val="Heading2"/>
+        <w:pageBreakBefore/>
+        <w:spacing w:before="320" w:after="120"/>
       </w:pPr>
       <w:r>
         <w:rPr>
-          <w:color w:val="1F2937"/>
+          <w:rFonts w:ascii="Calibri" w:hAnsi="Calibri"/>
+          <w:b/>
+          <w:color w:val="008490"/>
+          <w:sz w:val="31"/>
         </w:rPr>
         <w:t>12. Government access</w:t>
       </w:r>
@@ -3746,10 +4020,15 @@
     <w:p>
       <w:pPr>
         <w:pStyle w:val="Heading2"/>
+        <w:pageBreakBefore/>
+        <w:spacing w:before="320" w:after="120"/>
       </w:pPr>
       <w:r>
         <w:rPr>
-          <w:color w:val="1F2937"/>
+          <w:rFonts w:ascii="Calibri" w:hAnsi="Calibri"/>
+          <w:b/>
+          <w:color w:val="008490"/>
+          <w:sz w:val="31"/>
         </w:rPr>
         <w:t>13. AP Certification (the AMAYDA Program)</w:t>
       </w:r>
@@ -3762,10 +4041,14 @@
     <w:p>
       <w:pPr>
         <w:pStyle w:val="Heading3"/>
+        <w:spacing w:before="240" w:after="80"/>
       </w:pPr>
       <w:r>
         <w:rPr>
+          <w:rFonts w:ascii="Calibri" w:hAnsi="Calibri"/>
+          <w:b/>
           <w:color w:val="1F2937"/>
+          <w:sz w:val="25"/>
         </w:rPr>
         <w:t>13.1 The course flow</w:t>
       </w:r>
@@ -3807,10 +4090,14 @@
     <w:p>
       <w:pPr>
         <w:pStyle w:val="Heading3"/>
+        <w:spacing w:before="240" w:after="80"/>
       </w:pPr>
       <w:r>
         <w:rPr>
+          <w:rFonts w:ascii="Calibri" w:hAnsi="Calibri"/>
+          <w:b/>
           <w:color w:val="1F2937"/>
+          <w:sz w:val="25"/>
         </w:rPr>
         <w:t>13.2 Quizzes</w:t>
       </w:r>
@@ -3823,10 +4110,14 @@
     <w:p>
       <w:pPr>
         <w:pStyle w:val="Heading3"/>
+        <w:spacing w:before="240" w:after="80"/>
       </w:pPr>
       <w:r>
         <w:rPr>
+          <w:rFonts w:ascii="Calibri" w:hAnsi="Calibri"/>
+          <w:b/>
           <w:color w:val="1F2937"/>
+          <w:sz w:val="25"/>
         </w:rPr>
         <w:t>13.3 The certificate</w:t>
       </w:r>
@@ -3844,10 +4135,14 @@
     <w:p>
       <w:pPr>
         <w:pStyle w:val="Heading3"/>
+        <w:spacing w:before="240" w:after="80"/>
       </w:pPr>
       <w:r>
         <w:rPr>
+          <w:rFonts w:ascii="Calibri" w:hAnsi="Calibri"/>
+          <w:b/>
           <w:color w:val="1F2937"/>
+          <w:sz w:val="25"/>
         </w:rPr>
         <w:t>13.4 Monitoring completion</w:t>
       </w:r>
@@ -3871,10 +4166,15 @@
     <w:p>
       <w:pPr>
         <w:pStyle w:val="Heading2"/>
+        <w:pageBreakBefore/>
+        <w:spacing w:before="320" w:after="120"/>
       </w:pPr>
       <w:r>
         <w:rPr>
-          <w:color w:val="1F2937"/>
+          <w:rFonts w:ascii="Calibri" w:hAnsi="Calibri"/>
+          <w:b/>
+          <w:color w:val="008490"/>
+          <w:sz w:val="31"/>
         </w:rPr>
         <w:t>14. Support and feedback</w:t>
       </w:r>
@@ -3882,10 +4182,14 @@
     <w:p>
       <w:pPr>
         <w:pStyle w:val="Heading3"/>
+        <w:spacing w:before="240" w:after="80"/>
       </w:pPr>
       <w:r>
         <w:rPr>
+          <w:rFonts w:ascii="Calibri" w:hAnsi="Calibri"/>
+          <w:b/>
           <w:color w:val="1F2937"/>
+          <w:sz w:val="25"/>
         </w:rPr>
         <w:t>14.1 Getting help</w:t>
       </w:r>
@@ -3898,10 +4202,14 @@
     <w:p>
       <w:pPr>
         <w:pStyle w:val="Heading3"/>
+        <w:spacing w:before="240" w:after="80"/>
       </w:pPr>
       <w:r>
         <w:rPr>
+          <w:rFonts w:ascii="Calibri" w:hAnsi="Calibri"/>
+          <w:b/>
           <w:color w:val="1F2937"/>
+          <w:sz w:val="25"/>
         </w:rPr>
         <w:t>14.2 Feedback tickets</w:t>
       </w:r>
@@ -3914,10 +4222,14 @@
     <w:p>
       <w:pPr>
         <w:pStyle w:val="Heading3"/>
+        <w:spacing w:before="240" w:after="80"/>
       </w:pPr>
       <w:r>
         <w:rPr>
+          <w:rFonts w:ascii="Calibri" w:hAnsi="Calibri"/>
+          <w:b/>
           <w:color w:val="1F2937"/>
+          <w:sz w:val="25"/>
         </w:rPr>
         <w:t>14.3 Sections still in development</w:t>
       </w:r>
@@ -3928,13 +4240,76 @@
       </w:r>
     </w:p>
     <w:sectPr>
+      <w:footerReference w:type="default" r:id="rId9"/>
       <w:pgSz w:w="12240" w:h="15840"/>
-      <w:pgMar w:top="1440" w:right="1800" w:bottom="1440" w:left="1800" w:header="720" w:footer="720" w:gutter="0"/>
+      <w:pgMar w:top="1247" w:right="1361" w:bottom="1134" w:left="1361" w:header="720" w:footer="720" w:gutter="0"/>
       <w:cols w:space="720"/>
       <w:docGrid w:linePitch="360"/>
     </w:sectPr>
   </w:body>
 </w:document>
+</file>
+
+<file path=word/footer1.xml><?xml version="1.0" encoding="utf-8"?>
+<w:ftr xmlns:m="http://schemas.openxmlformats.org/officeDocument/2006/math" xmlns:mc="http://schemas.openxmlformats.org/markup-compatibility/2006" xmlns:mo="http://schemas.microsoft.com/office/mac/office/2008/main" xmlns:mv="urn:schemas-microsoft-com:mac:vml" xmlns:o="urn:schemas-microsoft-com:office:office" xmlns:r="http://schemas.openxmlformats.org/officeDocument/2006/relationships" xmlns:v="urn:schemas-microsoft-com:vml" xmlns:w10="urn:schemas-microsoft-com:office:word" xmlns:w14="http://schemas.microsoft.com/office/word/2010/wordml" xmlns:w="http://schemas.openxmlformats.org/wordprocessingml/2006/main" xmlns:wne="http://schemas.microsoft.com/office/word/2006/wordml" xmlns:wp14="http://schemas.microsoft.com/office/word/2010/wordprocessingDrawing" xmlns:wp="http://schemas.openxmlformats.org/drawingml/2006/wordprocessingDrawing" xmlns:wpc="http://schemas.microsoft.com/office/word/2010/wordprocessingCanvas" xmlns:wpg="http://schemas.microsoft.com/office/word/2010/wordprocessingGroup" xmlns:wpi="http://schemas.microsoft.com/office/word/2010/wordprocessingInk" xmlns:wps="http://schemas.microsoft.com/office/word/2010/wordprocessingShape" mc:Ignorable="w14 wp14">
+  <w:p>
+    <w:pPr>
+      <w:pStyle w:val="Footer"/>
+      <w:tabs>
+        <w:tab w:pos="9518" w:val="right"/>
+      </w:tabs>
+      <w:pBdr>
+        <w:top w:val="single" w:sz="4" w:space="6" w:color="008490"/>
+      </w:pBdr>
+    </w:pPr>
+    <w:r/>
+    <w:r>
+      <w:rPr>
+        <w:color w:val="6B7280"/>
+        <w:sz w:val="16"/>
+      </w:rPr>
+      <w:t>Intradark Pty Ltd  ·  ABN 38 696 182 457  ·  Commercial in confidence</w:t>
+    </w:r>
+    <w:r>
+      <w:rPr>
+        <w:sz w:val="16"/>
+      </w:rPr>
+      <w:tab/>
+    </w:r>
+    <w:r>
+      <w:rPr>
+        <w:color w:val="6B7280"/>
+        <w:sz w:val="16"/>
+      </w:rPr>
+      <w:t xml:space="preserve">Page </w:t>
+    </w:r>
+    <w:r>
+      <w:rPr>
+        <w:color w:val="6B7280"/>
+        <w:sz w:val="16"/>
+      </w:rPr>
+      <w:fldChar w:fldCharType="begin"/>
+      <w:instrText xml:space="preserve">PAGE</w:instrText>
+      <w:fldChar w:fldCharType="end"/>
+    </w:r>
+    <w:r>
+      <w:rPr>
+        <w:color w:val="6B7280"/>
+        <w:sz w:val="16"/>
+      </w:rPr>
+      <w:t xml:space="preserve"> of </w:t>
+    </w:r>
+    <w:r>
+      <w:rPr>
+        <w:color w:val="6B7280"/>
+        <w:sz w:val="16"/>
+      </w:rPr>
+      <w:fldChar w:fldCharType="begin"/>
+      <w:instrText xml:space="preserve">NUMPAGES</w:instrText>
+      <w:fldChar w:fldCharType="end"/>
+    </w:r>
+  </w:p>
+</w:ftr>
 </file>
 
 <file path=word/numbering.xml><?xml version="1.0" encoding="utf-8"?>
@@ -4300,6 +4675,9 @@
     <w:name w:val="Normal"/>
     <w:qFormat/>
     <w:rsid w:val="00FC693F"/>
+    <w:pPr>
+      <w:spacing w:after="120" w:line="269" w:lineRule="auto"/>
+    </w:pPr>
     <w:rPr>
       <w:rFonts w:ascii="Calibri" w:hAnsi="Calibri"/>
       <w:color w:val="1F2937"/>

--- a/apps/bullyproof/docs/handover/admin-user-guide.docx
+++ b/apps/bullyproof/docs/handover/admin-user-guide.docx
@@ -2,6 +2,45 @@
 <file path=word/document.xml><?xml version="1.0" encoding="utf-8"?>
 <w:document xmlns:wpc="http://schemas.microsoft.com/office/word/2010/wordprocessingCanvas" xmlns:mo="http://schemas.microsoft.com/office/mac/office/2008/main" xmlns:mc="http://schemas.openxmlformats.org/markup-compatibility/2006" xmlns:mv="urn:schemas-microsoft-com:mac:vml" xmlns:o="urn:schemas-microsoft-com:office:office" xmlns:r="http://schemas.openxmlformats.org/officeDocument/2006/relationships" xmlns:m="http://schemas.openxmlformats.org/officeDocument/2006/math" xmlns:v="urn:schemas-microsoft-com:vml" xmlns:wp14="http://schemas.microsoft.com/office/word/2010/wordprocessingDrawing" xmlns:wp="http://schemas.openxmlformats.org/drawingml/2006/wordprocessingDrawing" xmlns:w10="urn:schemas-microsoft-com:office:word" xmlns:w="http://schemas.openxmlformats.org/wordprocessingml/2006/main" xmlns:w14="http://schemas.microsoft.com/office/word/2010/wordml" xmlns:wpg="http://schemas.microsoft.com/office/word/2010/wordprocessingGroup" xmlns:wpi="http://schemas.microsoft.com/office/word/2010/wordprocessingInk" xmlns:wne="http://schemas.microsoft.com/office/word/2006/wordml" xmlns:wps="http://schemas.microsoft.com/office/word/2010/wordprocessingShape" mc:Ignorable="w14 wp14">
   <w:body>
+    <w:p>
+      <w:pPr>
+        <w:spacing w:after="360"/>
+      </w:pPr>
+      <w:r>
+        <w:drawing>
+          <wp:inline xmlns:a="http://schemas.openxmlformats.org/drawingml/2006/main" xmlns:pic="http://schemas.openxmlformats.org/drawingml/2006/picture">
+            <wp:extent cx="1952625" cy="267666"/>
+            <wp:docPr id="1" name="Picture 1"/>
+            <wp:cNvGraphicFramePr>
+              <a:graphicFrameLocks noChangeAspect="1"/>
+            </wp:cNvGraphicFramePr>
+            <a:graphic>
+              <a:graphicData uri="http://schemas.openxmlformats.org/drawingml/2006/picture">
+                <pic:pic>
+                  <pic:nvPicPr>
+                    <pic:cNvPr id="0" name="intradark-wordmark.png"/>
+                    <pic:cNvPicPr/>
+                  </pic:nvPicPr>
+                  <pic:blipFill>
+                    <a:blip r:embed="rId12"/>
+                    <a:stretch>
+                      <a:fillRect/>
+                    </a:stretch>
+                  </pic:blipFill>
+                  <pic:spPr>
+                    <a:xfrm>
+                      <a:off x="0" y="0"/>
+                      <a:ext cx="1952625" cy="267666"/>
+                    </a:xfrm>
+                    <a:prstGeom prst="rect"/>
+                  </pic:spPr>
+                </pic:pic>
+              </a:graphicData>
+            </a:graphic>
+          </wp:inline>
+        </w:drawing>
+      </w:r>
+    </w:p>
     <w:p>
       <w:pPr>
         <w:pStyle w:val="Heading1"/>
@@ -4241,9 +4280,12 @@
     </w:p>
     <w:sectPr>
       <w:footerReference w:type="default" r:id="rId9"/>
+      <w:footerReference w:type="first" r:id="rId10"/>
+      <w:headerReference w:type="default" r:id="rId11"/>
       <w:pgSz w:w="12240" w:h="15840"/>
       <w:pgMar w:top="1247" w:right="1361" w:bottom="1134" w:left="1361" w:header="720" w:footer="720" w:gutter="0"/>
       <w:cols w:space="720"/>
+      <w:titlePg/>
       <w:docGrid w:linePitch="360"/>
     </w:sectPr>
   </w:body>
@@ -4310,6 +4352,114 @@
     </w:r>
   </w:p>
 </w:ftr>
+</file>
+
+<file path=word/footer2.xml><?xml version="1.0" encoding="utf-8"?>
+<w:ftr xmlns:m="http://schemas.openxmlformats.org/officeDocument/2006/math" xmlns:mc="http://schemas.openxmlformats.org/markup-compatibility/2006" xmlns:mo="http://schemas.microsoft.com/office/mac/office/2008/main" xmlns:mv="urn:schemas-microsoft-com:mac:vml" xmlns:o="urn:schemas-microsoft-com:office:office" xmlns:r="http://schemas.openxmlformats.org/officeDocument/2006/relationships" xmlns:v="urn:schemas-microsoft-com:vml" xmlns:w10="urn:schemas-microsoft-com:office:word" xmlns:w14="http://schemas.microsoft.com/office/word/2010/wordml" xmlns:w="http://schemas.openxmlformats.org/wordprocessingml/2006/main" xmlns:wne="http://schemas.microsoft.com/office/word/2006/wordml" xmlns:wp14="http://schemas.microsoft.com/office/word/2010/wordprocessingDrawing" xmlns:wp="http://schemas.openxmlformats.org/drawingml/2006/wordprocessingDrawing" xmlns:wpc="http://schemas.microsoft.com/office/word/2010/wordprocessingCanvas" xmlns:wpg="http://schemas.microsoft.com/office/word/2010/wordprocessingGroup" xmlns:wpi="http://schemas.microsoft.com/office/word/2010/wordprocessingInk" xmlns:wps="http://schemas.microsoft.com/office/word/2010/wordprocessingShape" mc:Ignorable="w14 wp14">
+  <w:p>
+    <w:pPr>
+      <w:pStyle w:val="Footer"/>
+      <w:tabs>
+        <w:tab w:pos="9518" w:val="right"/>
+      </w:tabs>
+      <w:pBdr>
+        <w:top w:val="single" w:sz="4" w:space="6" w:color="008490"/>
+      </w:pBdr>
+    </w:pPr>
+    <w:r/>
+    <w:r>
+      <w:rPr>
+        <w:color w:val="6B7280"/>
+        <w:sz w:val="16"/>
+      </w:rPr>
+      <w:t>Intradark Pty Ltd  ·  ABN 38 696 182 457  ·  Commercial in confidence</w:t>
+    </w:r>
+    <w:r>
+      <w:rPr>
+        <w:sz w:val="16"/>
+      </w:rPr>
+      <w:tab/>
+    </w:r>
+    <w:r>
+      <w:rPr>
+        <w:color w:val="6B7280"/>
+        <w:sz w:val="16"/>
+      </w:rPr>
+      <w:t xml:space="preserve">Page </w:t>
+    </w:r>
+    <w:r>
+      <w:rPr>
+        <w:color w:val="6B7280"/>
+        <w:sz w:val="16"/>
+      </w:rPr>
+      <w:fldChar w:fldCharType="begin"/>
+      <w:instrText xml:space="preserve">PAGE</w:instrText>
+      <w:fldChar w:fldCharType="end"/>
+    </w:r>
+    <w:r>
+      <w:rPr>
+        <w:color w:val="6B7280"/>
+        <w:sz w:val="16"/>
+      </w:rPr>
+      <w:t xml:space="preserve"> of </w:t>
+    </w:r>
+    <w:r>
+      <w:rPr>
+        <w:color w:val="6B7280"/>
+        <w:sz w:val="16"/>
+      </w:rPr>
+      <w:fldChar w:fldCharType="begin"/>
+      <w:instrText xml:space="preserve">NUMPAGES</w:instrText>
+      <w:fldChar w:fldCharType="end"/>
+    </w:r>
+  </w:p>
+</w:ftr>
+</file>
+
+<file path=word/header1.xml><?xml version="1.0" encoding="utf-8"?>
+<w:hdr xmlns:m="http://schemas.openxmlformats.org/officeDocument/2006/math" xmlns:mc="http://schemas.openxmlformats.org/markup-compatibility/2006" xmlns:mo="http://schemas.microsoft.com/office/mac/office/2008/main" xmlns:mv="urn:schemas-microsoft-com:mac:vml" xmlns:o="urn:schemas-microsoft-com:office:office" xmlns:r="http://schemas.openxmlformats.org/officeDocument/2006/relationships" xmlns:v="urn:schemas-microsoft-com:vml" xmlns:w10="urn:schemas-microsoft-com:office:word" xmlns:w14="http://schemas.microsoft.com/office/word/2010/wordml" xmlns:w="http://schemas.openxmlformats.org/wordprocessingml/2006/main" xmlns:wne="http://schemas.microsoft.com/office/word/2006/wordml" xmlns:wp14="http://schemas.microsoft.com/office/word/2010/wordprocessingDrawing" xmlns:wp="http://schemas.openxmlformats.org/drawingml/2006/wordprocessingDrawing" xmlns:wpc="http://schemas.microsoft.com/office/word/2010/wordprocessingCanvas" xmlns:wpg="http://schemas.microsoft.com/office/word/2010/wordprocessingGroup" xmlns:wpi="http://schemas.microsoft.com/office/word/2010/wordprocessingInk" xmlns:wps="http://schemas.microsoft.com/office/word/2010/wordprocessingShape" mc:Ignorable="w14 wp14">
+  <w:p>
+    <w:pPr>
+      <w:pStyle w:val="Header"/>
+      <w:jc w:val="right"/>
+    </w:pPr>
+    <w:r/>
+    <w:r>
+      <w:drawing>
+        <wp:inline xmlns:a="http://schemas.openxmlformats.org/drawingml/2006/main" xmlns:pic="http://schemas.openxmlformats.org/drawingml/2006/picture">
+          <wp:extent cx="904875" cy="124040"/>
+          <wp:docPr id="1" name="Picture 1"/>
+          <wp:cNvGraphicFramePr>
+            <a:graphicFrameLocks noChangeAspect="1"/>
+          </wp:cNvGraphicFramePr>
+          <a:graphic>
+            <a:graphicData uri="http://schemas.openxmlformats.org/drawingml/2006/picture">
+              <pic:pic>
+                <pic:nvPicPr>
+                  <pic:cNvPr id="0" name="intradark-wordmark.png"/>
+                  <pic:cNvPicPr/>
+                </pic:nvPicPr>
+                <pic:blipFill>
+                  <a:blip r:embed="rId1"/>
+                  <a:stretch>
+                    <a:fillRect/>
+                  </a:stretch>
+                </pic:blipFill>
+                <pic:spPr>
+                  <a:xfrm>
+                    <a:off x="0" y="0"/>
+                    <a:ext cx="904875" cy="124040"/>
+                  </a:xfrm>
+                  <a:prstGeom prst="rect"/>
+                </pic:spPr>
+              </pic:pic>
+            </a:graphicData>
+          </a:graphic>
+        </wp:inline>
+      </w:drawing>
+    </w:r>
+  </w:p>
+</w:hdr>
 </file>
 
 <file path=word/numbering.xml><?xml version="1.0" encoding="utf-8"?>

--- a/apps/bullyproof/docs/handover/admin-user-guide.docx
+++ b/apps/bullyproof/docs/handover/admin-user-guide.docx
@@ -3,26 +3,32 @@
 <w:document xmlns:wpc="http://schemas.microsoft.com/office/word/2010/wordprocessingCanvas" xmlns:mo="http://schemas.microsoft.com/office/mac/office/2008/main" xmlns:mc="http://schemas.openxmlformats.org/markup-compatibility/2006" xmlns:mv="urn:schemas-microsoft-com:mac:vml" xmlns:o="urn:schemas-microsoft-com:office:office" xmlns:r="http://schemas.openxmlformats.org/officeDocument/2006/relationships" xmlns:m="http://schemas.openxmlformats.org/officeDocument/2006/math" xmlns:v="urn:schemas-microsoft-com:vml" xmlns:wp14="http://schemas.microsoft.com/office/word/2010/wordprocessingDrawing" xmlns:wp="http://schemas.openxmlformats.org/drawingml/2006/wordprocessingDrawing" xmlns:w10="urn:schemas-microsoft-com:office:word" xmlns:w="http://schemas.openxmlformats.org/wordprocessingml/2006/main" xmlns:w14="http://schemas.microsoft.com/office/word/2010/wordml" xmlns:wpg="http://schemas.microsoft.com/office/word/2010/wordprocessingGroup" xmlns:wpi="http://schemas.microsoft.com/office/word/2010/wordprocessingInk" xmlns:wne="http://schemas.microsoft.com/office/word/2006/wordml" xmlns:wps="http://schemas.microsoft.com/office/word/2010/wordprocessingShape" mc:Ignorable="w14 wp14">
   <w:body>
     <w:p>
-      <w:pPr>
-        <w:spacing w:after="360"/>
-      </w:pPr>
       <w:r>
         <w:drawing>
-          <wp:inline xmlns:a="http://schemas.openxmlformats.org/drawingml/2006/main" xmlns:pic="http://schemas.openxmlformats.org/drawingml/2006/picture">
-            <wp:extent cx="1952625" cy="267666"/>
+          <wp:anchor distT="0" distB="0" distL="0" distR="0" simplePos="0" relativeHeight="1" behindDoc="1" locked="0" layoutInCell="1" allowOverlap="1">
+            <wp:simplePos x="0" y="0"/>
+            <wp:positionH relativeFrom="page">
+              <wp:posOffset>0</wp:posOffset>
+            </wp:positionH>
+            <wp:positionV relativeFrom="page">
+              <wp:posOffset>0</wp:posOffset>
+            </wp:positionV>
+            <wp:extent cx="7560310" cy="10692130"/>
+            <wp:effectExtent l="0" t="0" r="0" b="0"/>
+            <wp:wrapNone/>
             <wp:docPr id="1" name="Picture 1"/>
-            <wp:cNvGraphicFramePr>
+            <wp:cNvGraphicFramePr xmlns:a="http://schemas.openxmlformats.org/drawingml/2006/main">
               <a:graphicFrameLocks noChangeAspect="1"/>
             </wp:cNvGraphicFramePr>
-            <a:graphic>
+            <a:graphic xmlns:a="http://schemas.openxmlformats.org/drawingml/2006/main" xmlns:pic="http://schemas.openxmlformats.org/drawingml/2006/picture">
               <a:graphicData uri="http://schemas.openxmlformats.org/drawingml/2006/picture">
                 <pic:pic>
                   <pic:nvPicPr>
-                    <pic:cNvPr id="0" name="intradark-wordmark.png"/>
+                    <pic:cNvPr id="0" name="admin-user-guide.png"/>
                     <pic:cNvPicPr/>
                   </pic:nvPicPr>
                   <pic:blipFill>
-                    <a:blip r:embed="rId12"/>
+                    <a:blip r:embed="rId11"/>
                     <a:stretch>
                       <a:fillRect/>
                     </a:stretch>
@@ -30,24 +36,25 @@
                   <pic:spPr>
                     <a:xfrm>
                       <a:off x="0" y="0"/>
-                      <a:ext cx="1952625" cy="267666"/>
+                      <a:ext cx="7560310" cy="10692130"/>
                     </a:xfrm>
                     <a:prstGeom prst="rect"/>
                   </pic:spPr>
                 </pic:pic>
               </a:graphicData>
             </a:graphic>
-          </wp:inline>
+          </wp:anchor>
         </w:drawing>
+        <w:br w:type="page"/>
       </w:r>
     </w:p>
     <w:p>
       <w:pPr>
         <w:pStyle w:val="Heading1"/>
-        <w:spacing w:after="80"/>
         <w:pBdr>
           <w:bottom w:val="single" w:sz="10" w:space="8" w:color="008490"/>
         </w:pBdr>
+        <w:spacing w:after="80"/>
       </w:pPr>
       <w:r>
         <w:rPr>
@@ -61,11 +68,11 @@
     </w:p>
     <w:p>
       <w:pPr>
-        <w:spacing w:before="80" w:after="200"/>
-        <w:ind w:left="280"/>
         <w:pBdr>
           <w:left w:val="single" w:sz="12" w:space="8" w:color="008490"/>
         </w:pBdr>
+        <w:spacing w:before="80" w:after="200"/>
+        <w:ind w:left="280"/>
       </w:pPr>
       <w:r>
         <w:rPr>
@@ -184,11 +191,6 @@
     </w:p>
     <w:p>
       <w:r>
-        <w:t>[Screenshot: Sign-in page with the email field, and the code entry screen]</w:t>
-      </w:r>
-    </w:p>
-    <w:p>
-      <w:r>
         <w:t>Points to note:</w:t>
       </w:r>
     </w:p>
@@ -286,14 +288,14 @@
         <w:tblLook w:firstColumn="1" w:firstRow="1" w:lastColumn="0" w:lastRow="0" w:noHBand="0" w:noVBand="1" w:val="04A0"/>
       </w:tblPr>
       <w:tblGrid>
-        <w:gridCol w:w="3173"/>
-        <w:gridCol w:w="3173"/>
-        <w:gridCol w:w="3173"/>
+        <w:gridCol w:w="3061"/>
+        <w:gridCol w:w="3061"/>
+        <w:gridCol w:w="3061"/>
       </w:tblGrid>
       <w:tr>
         <w:tc>
           <w:tcPr>
-            <w:tcW w:type="dxa" w:w="3173"/>
+            <w:tcW w:type="dxa" w:w="3061"/>
             <w:shd w:val="clear" w:fill="008490"/>
           </w:tcPr>
           <w:p>
@@ -316,7 +318,7 @@
         </w:tc>
         <w:tc>
           <w:tcPr>
-            <w:tcW w:type="dxa" w:w="3173"/>
+            <w:tcW w:type="dxa" w:w="3061"/>
             <w:shd w:val="clear" w:fill="008490"/>
           </w:tcPr>
           <w:p>
@@ -339,7 +341,7 @@
         </w:tc>
         <w:tc>
           <w:tcPr>
-            <w:tcW w:type="dxa" w:w="3173"/>
+            <w:tcW w:type="dxa" w:w="3061"/>
             <w:shd w:val="clear" w:fill="008490"/>
           </w:tcPr>
           <w:p>
@@ -364,7 +366,7 @@
       <w:tr>
         <w:tc>
           <w:tcPr>
-            <w:tcW w:type="dxa" w:w="3173"/>
+            <w:tcW w:type="dxa" w:w="3061"/>
           </w:tcPr>
           <w:p>
             <w:r>
@@ -382,7 +384,7 @@
         </w:tc>
         <w:tc>
           <w:tcPr>
-            <w:tcW w:type="dxa" w:w="3173"/>
+            <w:tcW w:type="dxa" w:w="3061"/>
           </w:tcPr>
           <w:p>
             <w:r>
@@ -400,7 +402,7 @@
         </w:tc>
         <w:tc>
           <w:tcPr>
-            <w:tcW w:type="dxa" w:w="3173"/>
+            <w:tcW w:type="dxa" w:w="3061"/>
           </w:tcPr>
           <w:p>
             <w:r>
@@ -420,7 +422,7 @@
       <w:tr>
         <w:tc>
           <w:tcPr>
-            <w:tcW w:type="dxa" w:w="3173"/>
+            <w:tcW w:type="dxa" w:w="3061"/>
             <w:shd w:val="clear" w:fill="F2F7F7"/>
           </w:tcPr>
           <w:p>
@@ -439,7 +441,7 @@
         </w:tc>
         <w:tc>
           <w:tcPr>
-            <w:tcW w:type="dxa" w:w="3173"/>
+            <w:tcW w:type="dxa" w:w="3061"/>
             <w:shd w:val="clear" w:fill="F2F7F7"/>
           </w:tcPr>
           <w:p>
@@ -458,7 +460,7 @@
         </w:tc>
         <w:tc>
           <w:tcPr>
-            <w:tcW w:type="dxa" w:w="3173"/>
+            <w:tcW w:type="dxa" w:w="3061"/>
             <w:shd w:val="clear" w:fill="F2F7F7"/>
           </w:tcPr>
           <w:p>
@@ -479,7 +481,7 @@
       <w:tr>
         <w:tc>
           <w:tcPr>
-            <w:tcW w:type="dxa" w:w="3173"/>
+            <w:tcW w:type="dxa" w:w="3061"/>
           </w:tcPr>
           <w:p>
             <w:r>
@@ -497,7 +499,7 @@
         </w:tc>
         <w:tc>
           <w:tcPr>
-            <w:tcW w:type="dxa" w:w="3173"/>
+            <w:tcW w:type="dxa" w:w="3061"/>
           </w:tcPr>
           <w:p>
             <w:r>
@@ -515,7 +517,7 @@
         </w:tc>
         <w:tc>
           <w:tcPr>
-            <w:tcW w:type="dxa" w:w="3173"/>
+            <w:tcW w:type="dxa" w:w="3061"/>
           </w:tcPr>
           <w:p>
             <w:r>
@@ -567,14 +569,14 @@
         <w:tblLook w:firstColumn="1" w:firstRow="1" w:lastColumn="0" w:lastRow="0" w:noHBand="0" w:noVBand="1" w:val="04A0"/>
       </w:tblPr>
       <w:tblGrid>
-        <w:gridCol w:w="3173"/>
-        <w:gridCol w:w="3173"/>
-        <w:gridCol w:w="3173"/>
+        <w:gridCol w:w="3061"/>
+        <w:gridCol w:w="3061"/>
+        <w:gridCol w:w="3061"/>
       </w:tblGrid>
       <w:tr>
         <w:tc>
           <w:tcPr>
-            <w:tcW w:type="dxa" w:w="3173"/>
+            <w:tcW w:type="dxa" w:w="3061"/>
             <w:shd w:val="clear" w:fill="008490"/>
           </w:tcPr>
           <w:p>
@@ -597,7 +599,7 @@
         </w:tc>
         <w:tc>
           <w:tcPr>
-            <w:tcW w:type="dxa" w:w="3173"/>
+            <w:tcW w:type="dxa" w:w="3061"/>
             <w:shd w:val="clear" w:fill="008490"/>
           </w:tcPr>
           <w:p>
@@ -620,7 +622,7 @@
         </w:tc>
         <w:tc>
           <w:tcPr>
-            <w:tcW w:type="dxa" w:w="3173"/>
+            <w:tcW w:type="dxa" w:w="3061"/>
             <w:shd w:val="clear" w:fill="008490"/>
           </w:tcPr>
           <w:p>
@@ -645,7 +647,7 @@
       <w:tr>
         <w:tc>
           <w:tcPr>
-            <w:tcW w:type="dxa" w:w="3173"/>
+            <w:tcW w:type="dxa" w:w="3061"/>
           </w:tcPr>
           <w:p>
             <w:r>
@@ -663,7 +665,7 @@
         </w:tc>
         <w:tc>
           <w:tcPr>
-            <w:tcW w:type="dxa" w:w="3173"/>
+            <w:tcW w:type="dxa" w:w="3061"/>
           </w:tcPr>
           <w:p>
             <w:r>
@@ -681,7 +683,7 @@
         </w:tc>
         <w:tc>
           <w:tcPr>
-            <w:tcW w:type="dxa" w:w="3173"/>
+            <w:tcW w:type="dxa" w:w="3061"/>
           </w:tcPr>
           <w:p>
             <w:r>
@@ -701,7 +703,7 @@
       <w:tr>
         <w:tc>
           <w:tcPr>
-            <w:tcW w:type="dxa" w:w="3173"/>
+            <w:tcW w:type="dxa" w:w="3061"/>
             <w:shd w:val="clear" w:fill="F2F7F7"/>
           </w:tcPr>
           <w:p>
@@ -720,7 +722,7 @@
         </w:tc>
         <w:tc>
           <w:tcPr>
-            <w:tcW w:type="dxa" w:w="3173"/>
+            <w:tcW w:type="dxa" w:w="3061"/>
             <w:shd w:val="clear" w:fill="F2F7F7"/>
           </w:tcPr>
           <w:p>
@@ -739,7 +741,7 @@
         </w:tc>
         <w:tc>
           <w:tcPr>
-            <w:tcW w:type="dxa" w:w="3173"/>
+            <w:tcW w:type="dxa" w:w="3061"/>
             <w:shd w:val="clear" w:fill="F2F7F7"/>
           </w:tcPr>
           <w:p>
@@ -760,7 +762,7 @@
       <w:tr>
         <w:tc>
           <w:tcPr>
-            <w:tcW w:type="dxa" w:w="3173"/>
+            <w:tcW w:type="dxa" w:w="3061"/>
           </w:tcPr>
           <w:p>
             <w:r>
@@ -778,7 +780,7 @@
         </w:tc>
         <w:tc>
           <w:tcPr>
-            <w:tcW w:type="dxa" w:w="3173"/>
+            <w:tcW w:type="dxa" w:w="3061"/>
           </w:tcPr>
           <w:p>
             <w:r>
@@ -796,7 +798,7 @@
         </w:tc>
         <w:tc>
           <w:tcPr>
-            <w:tcW w:type="dxa" w:w="3173"/>
+            <w:tcW w:type="dxa" w:w="3061"/>
           </w:tcPr>
           <w:p>
             <w:r>
@@ -816,7 +818,7 @@
       <w:tr>
         <w:tc>
           <w:tcPr>
-            <w:tcW w:type="dxa" w:w="3173"/>
+            <w:tcW w:type="dxa" w:w="3061"/>
             <w:shd w:val="clear" w:fill="F2F7F7"/>
           </w:tcPr>
           <w:p>
@@ -835,7 +837,7 @@
         </w:tc>
         <w:tc>
           <w:tcPr>
-            <w:tcW w:type="dxa" w:w="3173"/>
+            <w:tcW w:type="dxa" w:w="3061"/>
             <w:shd w:val="clear" w:fill="F2F7F7"/>
           </w:tcPr>
           <w:p>
@@ -854,7 +856,7 @@
         </w:tc>
         <w:tc>
           <w:tcPr>
-            <w:tcW w:type="dxa" w:w="3173"/>
+            <w:tcW w:type="dxa" w:w="3061"/>
             <w:shd w:val="clear" w:fill="F2F7F7"/>
           </w:tcPr>
           <w:p>
@@ -976,14 +978,14 @@
         <w:tblLook w:firstColumn="1" w:firstRow="1" w:lastColumn="0" w:lastRow="0" w:noHBand="0" w:noVBand="1" w:val="04A0"/>
       </w:tblPr>
       <w:tblGrid>
-        <w:gridCol w:w="3173"/>
-        <w:gridCol w:w="3173"/>
-        <w:gridCol w:w="3173"/>
+        <w:gridCol w:w="3061"/>
+        <w:gridCol w:w="3061"/>
+        <w:gridCol w:w="3061"/>
       </w:tblGrid>
       <w:tr>
         <w:tc>
           <w:tcPr>
-            <w:tcW w:type="dxa" w:w="3173"/>
+            <w:tcW w:type="dxa" w:w="3061"/>
             <w:shd w:val="clear" w:fill="008490"/>
           </w:tcPr>
           <w:p>
@@ -1006,7 +1008,7 @@
         </w:tc>
         <w:tc>
           <w:tcPr>
-            <w:tcW w:type="dxa" w:w="3173"/>
+            <w:tcW w:type="dxa" w:w="3061"/>
             <w:shd w:val="clear" w:fill="008490"/>
           </w:tcPr>
           <w:p>
@@ -1029,7 +1031,7 @@
         </w:tc>
         <w:tc>
           <w:tcPr>
-            <w:tcW w:type="dxa" w:w="3173"/>
+            <w:tcW w:type="dxa" w:w="3061"/>
             <w:shd w:val="clear" w:fill="008490"/>
           </w:tcPr>
           <w:p>
@@ -1054,7 +1056,7 @@
       <w:tr>
         <w:tc>
           <w:tcPr>
-            <w:tcW w:type="dxa" w:w="3173"/>
+            <w:tcW w:type="dxa" w:w="3061"/>
           </w:tcPr>
           <w:p>
             <w:r>
@@ -1072,7 +1074,7 @@
         </w:tc>
         <w:tc>
           <w:tcPr>
-            <w:tcW w:type="dxa" w:w="3173"/>
+            <w:tcW w:type="dxa" w:w="3061"/>
           </w:tcPr>
           <w:p>
             <w:r>
@@ -1090,7 +1092,7 @@
         </w:tc>
         <w:tc>
           <w:tcPr>
-            <w:tcW w:type="dxa" w:w="3173"/>
+            <w:tcW w:type="dxa" w:w="3061"/>
           </w:tcPr>
           <w:p>
             <w:r>
@@ -1110,7 +1112,7 @@
       <w:tr>
         <w:tc>
           <w:tcPr>
-            <w:tcW w:type="dxa" w:w="3173"/>
+            <w:tcW w:type="dxa" w:w="3061"/>
             <w:shd w:val="clear" w:fill="F2F7F7"/>
           </w:tcPr>
           <w:p>
@@ -1129,7 +1131,7 @@
         </w:tc>
         <w:tc>
           <w:tcPr>
-            <w:tcW w:type="dxa" w:w="3173"/>
+            <w:tcW w:type="dxa" w:w="3061"/>
             <w:shd w:val="clear" w:fill="F2F7F7"/>
           </w:tcPr>
           <w:p>
@@ -1148,7 +1150,7 @@
         </w:tc>
         <w:tc>
           <w:tcPr>
-            <w:tcW w:type="dxa" w:w="3173"/>
+            <w:tcW w:type="dxa" w:w="3061"/>
             <w:shd w:val="clear" w:fill="F2F7F7"/>
           </w:tcPr>
           <w:p>
@@ -1169,7 +1171,7 @@
       <w:tr>
         <w:tc>
           <w:tcPr>
-            <w:tcW w:type="dxa" w:w="3173"/>
+            <w:tcW w:type="dxa" w:w="3061"/>
           </w:tcPr>
           <w:p>
             <w:r>
@@ -1187,7 +1189,7 @@
         </w:tc>
         <w:tc>
           <w:tcPr>
-            <w:tcW w:type="dxa" w:w="3173"/>
+            <w:tcW w:type="dxa" w:w="3061"/>
           </w:tcPr>
           <w:p>
             <w:r>
@@ -1205,7 +1207,7 @@
         </w:tc>
         <w:tc>
           <w:tcPr>
-            <w:tcW w:type="dxa" w:w="3173"/>
+            <w:tcW w:type="dxa" w:w="3061"/>
           </w:tcPr>
           <w:p>
             <w:r>
@@ -1225,7 +1227,7 @@
       <w:tr>
         <w:tc>
           <w:tcPr>
-            <w:tcW w:type="dxa" w:w="3173"/>
+            <w:tcW w:type="dxa" w:w="3061"/>
             <w:shd w:val="clear" w:fill="F2F7F7"/>
           </w:tcPr>
           <w:p>
@@ -1244,7 +1246,7 @@
         </w:tc>
         <w:tc>
           <w:tcPr>
-            <w:tcW w:type="dxa" w:w="3173"/>
+            <w:tcW w:type="dxa" w:w="3061"/>
             <w:shd w:val="clear" w:fill="F2F7F7"/>
           </w:tcPr>
           <w:p>
@@ -1263,7 +1265,7 @@
         </w:tc>
         <w:tc>
           <w:tcPr>
-            <w:tcW w:type="dxa" w:w="3173"/>
+            <w:tcW w:type="dxa" w:w="3061"/>
             <w:shd w:val="clear" w:fill="F2F7F7"/>
           </w:tcPr>
           <w:p>
@@ -1284,7 +1286,7 @@
       <w:tr>
         <w:tc>
           <w:tcPr>
-            <w:tcW w:type="dxa" w:w="3173"/>
+            <w:tcW w:type="dxa" w:w="3061"/>
           </w:tcPr>
           <w:p>
             <w:r>
@@ -1302,7 +1304,7 @@
         </w:tc>
         <w:tc>
           <w:tcPr>
-            <w:tcW w:type="dxa" w:w="3173"/>
+            <w:tcW w:type="dxa" w:w="3061"/>
           </w:tcPr>
           <w:p>
             <w:r>
@@ -1320,7 +1322,7 @@
         </w:tc>
         <w:tc>
           <w:tcPr>
-            <w:tcW w:type="dxa" w:w="3173"/>
+            <w:tcW w:type="dxa" w:w="3061"/>
           </w:tcPr>
           <w:p>
             <w:r>
@@ -1340,7 +1342,7 @@
       <w:tr>
         <w:tc>
           <w:tcPr>
-            <w:tcW w:type="dxa" w:w="3173"/>
+            <w:tcW w:type="dxa" w:w="3061"/>
             <w:shd w:val="clear" w:fill="F2F7F7"/>
           </w:tcPr>
           <w:p>
@@ -1359,7 +1361,7 @@
         </w:tc>
         <w:tc>
           <w:tcPr>
-            <w:tcW w:type="dxa" w:w="3173"/>
+            <w:tcW w:type="dxa" w:w="3061"/>
             <w:shd w:val="clear" w:fill="F2F7F7"/>
           </w:tcPr>
           <w:p>
@@ -1378,7 +1380,7 @@
         </w:tc>
         <w:tc>
           <w:tcPr>
-            <w:tcW w:type="dxa" w:w="3173"/>
+            <w:tcW w:type="dxa" w:w="3061"/>
             <w:shd w:val="clear" w:fill="F2F7F7"/>
           </w:tcPr>
           <w:p>
@@ -1399,7 +1401,7 @@
       <w:tr>
         <w:tc>
           <w:tcPr>
-            <w:tcW w:type="dxa" w:w="3173"/>
+            <w:tcW w:type="dxa" w:w="3061"/>
           </w:tcPr>
           <w:p>
             <w:r>
@@ -1417,7 +1419,7 @@
         </w:tc>
         <w:tc>
           <w:tcPr>
-            <w:tcW w:type="dxa" w:w="3173"/>
+            <w:tcW w:type="dxa" w:w="3061"/>
           </w:tcPr>
           <w:p>
             <w:r>
@@ -1435,7 +1437,7 @@
         </w:tc>
         <w:tc>
           <w:tcPr>
-            <w:tcW w:type="dxa" w:w="3173"/>
+            <w:tcW w:type="dxa" w:w="3061"/>
           </w:tcPr>
           <w:p>
             <w:r>
@@ -1455,7 +1457,7 @@
       <w:tr>
         <w:tc>
           <w:tcPr>
-            <w:tcW w:type="dxa" w:w="3173"/>
+            <w:tcW w:type="dxa" w:w="3061"/>
             <w:shd w:val="clear" w:fill="F2F7F7"/>
           </w:tcPr>
           <w:p>
@@ -1474,7 +1476,7 @@
         </w:tc>
         <w:tc>
           <w:tcPr>
-            <w:tcW w:type="dxa" w:w="3173"/>
+            <w:tcW w:type="dxa" w:w="3061"/>
             <w:shd w:val="clear" w:fill="F2F7F7"/>
           </w:tcPr>
           <w:p>
@@ -1493,7 +1495,7 @@
         </w:tc>
         <w:tc>
           <w:tcPr>
-            <w:tcW w:type="dxa" w:w="3173"/>
+            <w:tcW w:type="dxa" w:w="3061"/>
             <w:shd w:val="clear" w:fill="F2F7F7"/>
           </w:tcPr>
           <w:p>
@@ -1514,7 +1516,7 @@
       <w:tr>
         <w:tc>
           <w:tcPr>
-            <w:tcW w:type="dxa" w:w="3173"/>
+            <w:tcW w:type="dxa" w:w="3061"/>
           </w:tcPr>
           <w:p>
             <w:r>
@@ -1532,7 +1534,7 @@
         </w:tc>
         <w:tc>
           <w:tcPr>
-            <w:tcW w:type="dxa" w:w="3173"/>
+            <w:tcW w:type="dxa" w:w="3061"/>
           </w:tcPr>
           <w:p>
             <w:r>
@@ -1550,7 +1552,7 @@
         </w:tc>
         <w:tc>
           <w:tcPr>
-            <w:tcW w:type="dxa" w:w="3173"/>
+            <w:tcW w:type="dxa" w:w="3061"/>
           </w:tcPr>
           <w:p>
             <w:r>
@@ -1570,7 +1572,7 @@
       <w:tr>
         <w:tc>
           <w:tcPr>
-            <w:tcW w:type="dxa" w:w="3173"/>
+            <w:tcW w:type="dxa" w:w="3061"/>
             <w:shd w:val="clear" w:fill="F2F7F7"/>
           </w:tcPr>
           <w:p>
@@ -1589,7 +1591,7 @@
         </w:tc>
         <w:tc>
           <w:tcPr>
-            <w:tcW w:type="dxa" w:w="3173"/>
+            <w:tcW w:type="dxa" w:w="3061"/>
             <w:shd w:val="clear" w:fill="F2F7F7"/>
           </w:tcPr>
           <w:p>
@@ -1608,7 +1610,7 @@
         </w:tc>
         <w:tc>
           <w:tcPr>
-            <w:tcW w:type="dxa" w:w="3173"/>
+            <w:tcW w:type="dxa" w:w="3061"/>
             <w:shd w:val="clear" w:fill="F2F7F7"/>
           </w:tcPr>
           <w:p>
@@ -1629,7 +1631,7 @@
       <w:tr>
         <w:tc>
           <w:tcPr>
-            <w:tcW w:type="dxa" w:w="3173"/>
+            <w:tcW w:type="dxa" w:w="3061"/>
           </w:tcPr>
           <w:p>
             <w:r>
@@ -1647,7 +1649,7 @@
         </w:tc>
         <w:tc>
           <w:tcPr>
-            <w:tcW w:type="dxa" w:w="3173"/>
+            <w:tcW w:type="dxa" w:w="3061"/>
           </w:tcPr>
           <w:p>
             <w:r>
@@ -1665,7 +1667,7 @@
         </w:tc>
         <w:tc>
           <w:tcPr>
-            <w:tcW w:type="dxa" w:w="3173"/>
+            <w:tcW w:type="dxa" w:w="3061"/>
           </w:tcPr>
           <w:p>
             <w:r>
@@ -1685,7 +1687,7 @@
       <w:tr>
         <w:tc>
           <w:tcPr>
-            <w:tcW w:type="dxa" w:w="3173"/>
+            <w:tcW w:type="dxa" w:w="3061"/>
             <w:shd w:val="clear" w:fill="F2F7F7"/>
           </w:tcPr>
           <w:p>
@@ -1704,7 +1706,7 @@
         </w:tc>
         <w:tc>
           <w:tcPr>
-            <w:tcW w:type="dxa" w:w="3173"/>
+            <w:tcW w:type="dxa" w:w="3061"/>
             <w:shd w:val="clear" w:fill="F2F7F7"/>
           </w:tcPr>
           <w:p>
@@ -1723,7 +1725,7 @@
         </w:tc>
         <w:tc>
           <w:tcPr>
-            <w:tcW w:type="dxa" w:w="3173"/>
+            <w:tcW w:type="dxa" w:w="3061"/>
             <w:shd w:val="clear" w:fill="F2F7F7"/>
           </w:tcPr>
           <w:p>
@@ -1743,11 +1745,6 @@
       </w:tr>
     </w:tbl>
     <w:p/>
-    <w:p>
-      <w:r>
-        <w:t>[Screenshot: Admin home page showing the grid of admin cards]</w:t>
-      </w:r>
-    </w:p>
     <w:p>
       <w:pPr>
         <w:pStyle w:val="Heading2"/>
@@ -1871,11 +1868,6 @@
       </w:r>
     </w:p>
     <w:p>
-      <w:r>
-        <w:t>[Screenshot: Add New School dialog with the four fields completed]</w:t>
-      </w:r>
-    </w:p>
-    <w:p>
       <w:pPr>
         <w:pStyle w:val="Heading3"/>
         <w:spacing w:before="240" w:after="80"/>
@@ -1903,13 +1895,13 @@
         <w:tblLook w:firstColumn="1" w:firstRow="1" w:lastColumn="0" w:lastRow="0" w:noHBand="0" w:noVBand="1" w:val="04A0"/>
       </w:tblPr>
       <w:tblGrid>
-        <w:gridCol w:w="4759"/>
-        <w:gridCol w:w="4759"/>
+        <w:gridCol w:w="4592"/>
+        <w:gridCol w:w="4592"/>
       </w:tblGrid>
       <w:tr>
         <w:tc>
           <w:tcPr>
-            <w:tcW w:type="dxa" w:w="4759"/>
+            <w:tcW w:type="dxa" w:w="4592"/>
             <w:shd w:val="clear" w:fill="008490"/>
           </w:tcPr>
           <w:p>
@@ -1932,7 +1924,7 @@
         </w:tc>
         <w:tc>
           <w:tcPr>
-            <w:tcW w:type="dxa" w:w="4759"/>
+            <w:tcW w:type="dxa" w:w="4592"/>
             <w:shd w:val="clear" w:fill="008490"/>
           </w:tcPr>
           <w:p>
@@ -1957,7 +1949,7 @@
       <w:tr>
         <w:tc>
           <w:tcPr>
-            <w:tcW w:type="dxa" w:w="4759"/>
+            <w:tcW w:type="dxa" w:w="4592"/>
           </w:tcPr>
           <w:p>
             <w:r>
@@ -1975,7 +1967,7 @@
         </w:tc>
         <w:tc>
           <w:tcPr>
-            <w:tcW w:type="dxa" w:w="4759"/>
+            <w:tcW w:type="dxa" w:w="4592"/>
           </w:tcPr>
           <w:p>
             <w:r>
@@ -1995,7 +1987,7 @@
       <w:tr>
         <w:tc>
           <w:tcPr>
-            <w:tcW w:type="dxa" w:w="4759"/>
+            <w:tcW w:type="dxa" w:w="4592"/>
             <w:shd w:val="clear" w:fill="F2F7F7"/>
           </w:tcPr>
           <w:p>
@@ -2014,7 +2006,7 @@
         </w:tc>
         <w:tc>
           <w:tcPr>
-            <w:tcW w:type="dxa" w:w="4759"/>
+            <w:tcW w:type="dxa" w:w="4592"/>
             <w:shd w:val="clear" w:fill="F2F7F7"/>
           </w:tcPr>
           <w:p>
@@ -2035,7 +2027,7 @@
       <w:tr>
         <w:tc>
           <w:tcPr>
-            <w:tcW w:type="dxa" w:w="4759"/>
+            <w:tcW w:type="dxa" w:w="4592"/>
           </w:tcPr>
           <w:p>
             <w:r>
@@ -2053,7 +2045,7 @@
         </w:tc>
         <w:tc>
           <w:tcPr>
-            <w:tcW w:type="dxa" w:w="4759"/>
+            <w:tcW w:type="dxa" w:w="4592"/>
           </w:tcPr>
           <w:p>
             <w:r>
@@ -2073,7 +2065,7 @@
       <w:tr>
         <w:tc>
           <w:tcPr>
-            <w:tcW w:type="dxa" w:w="4759"/>
+            <w:tcW w:type="dxa" w:w="4592"/>
             <w:shd w:val="clear" w:fill="F2F7F7"/>
           </w:tcPr>
           <w:p>
@@ -2092,7 +2084,7 @@
         </w:tc>
         <w:tc>
           <w:tcPr>
-            <w:tcW w:type="dxa" w:w="4759"/>
+            <w:tcW w:type="dxa" w:w="4592"/>
             <w:shd w:val="clear" w:fill="F2F7F7"/>
           </w:tcPr>
           <w:p>
@@ -2113,7 +2105,7 @@
       <w:tr>
         <w:tc>
           <w:tcPr>
-            <w:tcW w:type="dxa" w:w="4759"/>
+            <w:tcW w:type="dxa" w:w="4592"/>
           </w:tcPr>
           <w:p>
             <w:r>
@@ -2131,7 +2123,7 @@
         </w:tc>
         <w:tc>
           <w:tcPr>
-            <w:tcW w:type="dxa" w:w="4759"/>
+            <w:tcW w:type="dxa" w:w="4592"/>
           </w:tcPr>
           <w:p>
             <w:r>
@@ -2151,7 +2143,7 @@
       <w:tr>
         <w:tc>
           <w:tcPr>
-            <w:tcW w:type="dxa" w:w="4759"/>
+            <w:tcW w:type="dxa" w:w="4592"/>
             <w:shd w:val="clear" w:fill="F2F7F7"/>
           </w:tcPr>
           <w:p>
@@ -2170,7 +2162,7 @@
         </w:tc>
         <w:tc>
           <w:tcPr>
-            <w:tcW w:type="dxa" w:w="4759"/>
+            <w:tcW w:type="dxa" w:w="4592"/>
             <w:shd w:val="clear" w:fill="F2F7F7"/>
           </w:tcPr>
           <w:p>
@@ -2191,7 +2183,7 @@
       <w:tr>
         <w:tc>
           <w:tcPr>
-            <w:tcW w:type="dxa" w:w="4759"/>
+            <w:tcW w:type="dxa" w:w="4592"/>
           </w:tcPr>
           <w:p>
             <w:r>
@@ -2209,7 +2201,7 @@
         </w:tc>
         <w:tc>
           <w:tcPr>
-            <w:tcW w:type="dxa" w:w="4759"/>
+            <w:tcW w:type="dxa" w:w="4592"/>
           </w:tcPr>
           <w:p>
             <w:r>
@@ -2229,7 +2221,7 @@
       <w:tr>
         <w:tc>
           <w:tcPr>
-            <w:tcW w:type="dxa" w:w="4759"/>
+            <w:tcW w:type="dxa" w:w="4592"/>
             <w:shd w:val="clear" w:fill="F2F7F7"/>
           </w:tcPr>
           <w:p>
@@ -2248,7 +2240,7 @@
         </w:tc>
         <w:tc>
           <w:tcPr>
-            <w:tcW w:type="dxa" w:w="4759"/>
+            <w:tcW w:type="dxa" w:w="4592"/>
             <w:shd w:val="clear" w:fill="F2F7F7"/>
           </w:tcPr>
           <w:p>
@@ -2269,7 +2261,7 @@
       <w:tr>
         <w:tc>
           <w:tcPr>
-            <w:tcW w:type="dxa" w:w="4759"/>
+            <w:tcW w:type="dxa" w:w="4592"/>
           </w:tcPr>
           <w:p>
             <w:r>
@@ -2287,7 +2279,7 @@
         </w:tc>
         <w:tc>
           <w:tcPr>
-            <w:tcW w:type="dxa" w:w="4759"/>
+            <w:tcW w:type="dxa" w:w="4592"/>
           </w:tcPr>
           <w:p>
             <w:r>
@@ -2361,11 +2353,6 @@
     <w:p>
       <w:r>
         <w:t>Optional steps: Add Email Domain, Add Address, Add Banner, Add Avatar. Each item shows a green "Completed" badge once done, so you can see a school's readiness at a glance.</w:t>
-      </w:r>
-    </w:p>
-    <w:p>
-      <w:r>
-        <w:t>[Screenshot: Onboarding tab with some steps completed]</w:t>
       </w:r>
     </w:p>
     <w:p>
@@ -2584,11 +2571,6 @@
     </w:p>
     <w:p>
       <w:r>
-        <w:t>[Screenshot: Add user wizard on the User Type step]</w:t>
-      </w:r>
-    </w:p>
-    <w:p>
-      <w:r>
         <w:t>The account is created immediately. Remember there is no invitation email: tell the person to go to the platform and sign in with their email address (section 2).</w:t>
       </w:r>
     </w:p>
@@ -2620,13 +2602,13 @@
         <w:tblLook w:firstColumn="1" w:firstRow="1" w:lastColumn="0" w:lastRow="0" w:noHBand="0" w:noVBand="1" w:val="04A0"/>
       </w:tblPr>
       <w:tblGrid>
-        <w:gridCol w:w="4759"/>
-        <w:gridCol w:w="4759"/>
+        <w:gridCol w:w="4592"/>
+        <w:gridCol w:w="4592"/>
       </w:tblGrid>
       <w:tr>
         <w:tc>
           <w:tcPr>
-            <w:tcW w:type="dxa" w:w="4759"/>
+            <w:tcW w:type="dxa" w:w="4592"/>
             <w:shd w:val="clear" w:fill="008490"/>
           </w:tcPr>
           <w:p>
@@ -2649,7 +2631,7 @@
         </w:tc>
         <w:tc>
           <w:tcPr>
-            <w:tcW w:type="dxa" w:w="4759"/>
+            <w:tcW w:type="dxa" w:w="4592"/>
             <w:shd w:val="clear" w:fill="008490"/>
           </w:tcPr>
           <w:p>
@@ -2674,7 +2656,7 @@
       <w:tr>
         <w:tc>
           <w:tcPr>
-            <w:tcW w:type="dxa" w:w="4759"/>
+            <w:tcW w:type="dxa" w:w="4592"/>
           </w:tcPr>
           <w:p>
             <w:r>
@@ -2692,7 +2674,7 @@
         </w:tc>
         <w:tc>
           <w:tcPr>
-            <w:tcW w:type="dxa" w:w="4759"/>
+            <w:tcW w:type="dxa" w:w="4592"/>
           </w:tcPr>
           <w:p>
             <w:r>
@@ -2712,7 +2694,7 @@
       <w:tr>
         <w:tc>
           <w:tcPr>
-            <w:tcW w:type="dxa" w:w="4759"/>
+            <w:tcW w:type="dxa" w:w="4592"/>
             <w:shd w:val="clear" w:fill="F2F7F7"/>
           </w:tcPr>
           <w:p>
@@ -2731,7 +2713,7 @@
         </w:tc>
         <w:tc>
           <w:tcPr>
-            <w:tcW w:type="dxa" w:w="4759"/>
+            <w:tcW w:type="dxa" w:w="4592"/>
             <w:shd w:val="clear" w:fill="F2F7F7"/>
           </w:tcPr>
           <w:p>
@@ -2752,7 +2734,7 @@
       <w:tr>
         <w:tc>
           <w:tcPr>
-            <w:tcW w:type="dxa" w:w="4759"/>
+            <w:tcW w:type="dxa" w:w="4592"/>
           </w:tcPr>
           <w:p>
             <w:r>
@@ -2770,7 +2752,7 @@
         </w:tc>
         <w:tc>
           <w:tcPr>
-            <w:tcW w:type="dxa" w:w="4759"/>
+            <w:tcW w:type="dxa" w:w="4592"/>
           </w:tcPr>
           <w:p>
             <w:r>
@@ -2790,7 +2772,7 @@
       <w:tr>
         <w:tc>
           <w:tcPr>
-            <w:tcW w:type="dxa" w:w="4759"/>
+            <w:tcW w:type="dxa" w:w="4592"/>
             <w:shd w:val="clear" w:fill="F2F7F7"/>
           </w:tcPr>
           <w:p>
@@ -2809,7 +2791,7 @@
         </w:tc>
         <w:tc>
           <w:tcPr>
-            <w:tcW w:type="dxa" w:w="4759"/>
+            <w:tcW w:type="dxa" w:w="4592"/>
             <w:shd w:val="clear" w:fill="F2F7F7"/>
           </w:tcPr>
           <w:p>
@@ -2830,7 +2812,7 @@
       <w:tr>
         <w:tc>
           <w:tcPr>
-            <w:tcW w:type="dxa" w:w="4759"/>
+            <w:tcW w:type="dxa" w:w="4592"/>
           </w:tcPr>
           <w:p>
             <w:r>
@@ -2848,7 +2830,7 @@
         </w:tc>
         <w:tc>
           <w:tcPr>
-            <w:tcW w:type="dxa" w:w="4759"/>
+            <w:tcW w:type="dxa" w:w="4592"/>
           </w:tcPr>
           <w:p>
             <w:r>
@@ -2868,7 +2850,7 @@
       <w:tr>
         <w:tc>
           <w:tcPr>
-            <w:tcW w:type="dxa" w:w="4759"/>
+            <w:tcW w:type="dxa" w:w="4592"/>
             <w:shd w:val="clear" w:fill="F2F7F7"/>
           </w:tcPr>
           <w:p>
@@ -2887,7 +2869,7 @@
         </w:tc>
         <w:tc>
           <w:tcPr>
-            <w:tcW w:type="dxa" w:w="4759"/>
+            <w:tcW w:type="dxa" w:w="4592"/>
             <w:shd w:val="clear" w:fill="F2F7F7"/>
           </w:tcPr>
           <w:p>
@@ -3038,11 +3020,6 @@
     <w:p>
       <w:r>
         <w:t>Opening a topic's slides lets you add, edit, delete, and reorder individual slides, including uploading slide images. What you publish here is exactly what teachers see when previewing and delivering lessons.</w:t>
-      </w:r>
-    </w:p>
-    <w:p>
-      <w:r>
-        <w:t>[Screenshot: Curriculum stage page with topics on the left and slides on the right]</w:t>
       </w:r>
     </w:p>
     <w:p>
@@ -3317,11 +3294,6 @@
     </w:p>
     <w:p>
       <w:r>
-        <w:t>[Screenshot: a school's Activation tab with a Template active badge on the applied card]</w:t>
-      </w:r>
-    </w:p>
-    <w:p>
-      <w:r>
         <w:t>The everyday workflow is: onboard the school (section 5.4), then apply the standard school template from the Activation tab. Reserve the per-feature switches (section 8.2) for one-off adjustments. If a new template or a change to an existing bundle is needed, raise it with the platform team.</w:t>
       </w:r>
     </w:p>
@@ -3379,13 +3351,13 @@
         <w:tblLook w:firstColumn="1" w:firstRow="1" w:lastColumn="0" w:lastRow="0" w:noHBand="0" w:noVBand="1" w:val="04A0"/>
       </w:tblPr>
       <w:tblGrid>
-        <w:gridCol w:w="4759"/>
-        <w:gridCol w:w="4759"/>
+        <w:gridCol w:w="4592"/>
+        <w:gridCol w:w="4592"/>
       </w:tblGrid>
       <w:tr>
         <w:tc>
           <w:tcPr>
-            <w:tcW w:type="dxa" w:w="4759"/>
+            <w:tcW w:type="dxa" w:w="4592"/>
             <w:shd w:val="clear" w:fill="008490"/>
           </w:tcPr>
           <w:p>
@@ -3408,7 +3380,7 @@
         </w:tc>
         <w:tc>
           <w:tcPr>
-            <w:tcW w:type="dxa" w:w="4759"/>
+            <w:tcW w:type="dxa" w:w="4592"/>
             <w:shd w:val="clear" w:fill="008490"/>
           </w:tcPr>
           <w:p>
@@ -3433,7 +3405,7 @@
       <w:tr>
         <w:tc>
           <w:tcPr>
-            <w:tcW w:type="dxa" w:w="4759"/>
+            <w:tcW w:type="dxa" w:w="4592"/>
           </w:tcPr>
           <w:p>
             <w:r>
@@ -3451,7 +3423,7 @@
         </w:tc>
         <w:tc>
           <w:tcPr>
-            <w:tcW w:type="dxa" w:w="4759"/>
+            <w:tcW w:type="dxa" w:w="4592"/>
           </w:tcPr>
           <w:p>
             <w:r>
@@ -3471,7 +3443,7 @@
       <w:tr>
         <w:tc>
           <w:tcPr>
-            <w:tcW w:type="dxa" w:w="4759"/>
+            <w:tcW w:type="dxa" w:w="4592"/>
             <w:shd w:val="clear" w:fill="F2F7F7"/>
           </w:tcPr>
           <w:p>
@@ -3490,7 +3462,7 @@
         </w:tc>
         <w:tc>
           <w:tcPr>
-            <w:tcW w:type="dxa" w:w="4759"/>
+            <w:tcW w:type="dxa" w:w="4592"/>
             <w:shd w:val="clear" w:fill="F2F7F7"/>
           </w:tcPr>
           <w:p>
@@ -3511,7 +3483,7 @@
       <w:tr>
         <w:tc>
           <w:tcPr>
-            <w:tcW w:type="dxa" w:w="4759"/>
+            <w:tcW w:type="dxa" w:w="4592"/>
           </w:tcPr>
           <w:p>
             <w:r>
@@ -3529,7 +3501,7 @@
         </w:tc>
         <w:tc>
           <w:tcPr>
-            <w:tcW w:type="dxa" w:w="4759"/>
+            <w:tcW w:type="dxa" w:w="4592"/>
           </w:tcPr>
           <w:p>
             <w:r>
@@ -3549,7 +3521,7 @@
       <w:tr>
         <w:tc>
           <w:tcPr>
-            <w:tcW w:type="dxa" w:w="4759"/>
+            <w:tcW w:type="dxa" w:w="4592"/>
             <w:shd w:val="clear" w:fill="F2F7F7"/>
           </w:tcPr>
           <w:p>
@@ -3568,7 +3540,7 @@
         </w:tc>
         <w:tc>
           <w:tcPr>
-            <w:tcW w:type="dxa" w:w="4759"/>
+            <w:tcW w:type="dxa" w:w="4592"/>
             <w:shd w:val="clear" w:fill="F2F7F7"/>
           </w:tcPr>
           <w:p>
@@ -3589,7 +3561,7 @@
       <w:tr>
         <w:tc>
           <w:tcPr>
-            <w:tcW w:type="dxa" w:w="4759"/>
+            <w:tcW w:type="dxa" w:w="4592"/>
           </w:tcPr>
           <w:p>
             <w:r>
@@ -3607,7 +3579,7 @@
         </w:tc>
         <w:tc>
           <w:tcPr>
-            <w:tcW w:type="dxa" w:w="4759"/>
+            <w:tcW w:type="dxa" w:w="4592"/>
           </w:tcPr>
           <w:p>
             <w:r>
@@ -3627,7 +3599,7 @@
       <w:tr>
         <w:tc>
           <w:tcPr>
-            <w:tcW w:type="dxa" w:w="4759"/>
+            <w:tcW w:type="dxa" w:w="4592"/>
             <w:shd w:val="clear" w:fill="F2F7F7"/>
           </w:tcPr>
           <w:p>
@@ -3646,7 +3618,7 @@
         </w:tc>
         <w:tc>
           <w:tcPr>
-            <w:tcW w:type="dxa" w:w="4759"/>
+            <w:tcW w:type="dxa" w:w="4592"/>
             <w:shd w:val="clear" w:fill="F2F7F7"/>
           </w:tcPr>
           <w:p>
@@ -3667,7 +3639,7 @@
       <w:tr>
         <w:tc>
           <w:tcPr>
-            <w:tcW w:type="dxa" w:w="4759"/>
+            <w:tcW w:type="dxa" w:w="4592"/>
           </w:tcPr>
           <w:p>
             <w:r>
@@ -3685,7 +3657,7 @@
         </w:tc>
         <w:tc>
           <w:tcPr>
-            <w:tcW w:type="dxa" w:w="4759"/>
+            <w:tcW w:type="dxa" w:w="4592"/>
           </w:tcPr>
           <w:p>
             <w:r>
@@ -3705,7 +3677,7 @@
       <w:tr>
         <w:tc>
           <w:tcPr>
-            <w:tcW w:type="dxa" w:w="4759"/>
+            <w:tcW w:type="dxa" w:w="4592"/>
             <w:shd w:val="clear" w:fill="F2F7F7"/>
           </w:tcPr>
           <w:p>
@@ -3724,7 +3696,7 @@
         </w:tc>
         <w:tc>
           <w:tcPr>
-            <w:tcW w:type="dxa" w:w="4759"/>
+            <w:tcW w:type="dxa" w:w="4592"/>
             <w:shd w:val="clear" w:fill="F2F7F7"/>
           </w:tcPr>
           <w:p>
@@ -3778,11 +3750,6 @@
       </w:pPr>
       <w:r>
         <w:t>Comparative periods: later periods you compare against the benchmark. Add them on the Comparative periods tab; a comparative period must fall entirely outside the benchmark date range (no overlapping days). Existing periods are listed in a table with their dates, Culture %, report status, and actions to Edit, Request report, upload a PDF, Download, or delete.</w:t>
-      </w:r>
-    </w:p>
-    <w:p>
-      <w:r>
-        <w:t>[Screenshot: Culture ratings Benchmark tab with the eight inputs]</w:t>
       </w:r>
     </w:p>
     <w:p>
@@ -3985,11 +3952,6 @@
       </w:r>
     </w:p>
     <w:p>
-      <w:r>
-        <w:t>[Screenshot: Reports Overview tab with the scope filter and Export button]</w:t>
-      </w:r>
-    </w:p>
-    <w:p>
       <w:pPr>
         <w:pStyle w:val="Heading3"/>
         <w:spacing w:before="240" w:after="80"/>
@@ -4119,11 +4081,6 @@
       </w:pPr>
       <w:r>
         <w:t>A topic timeline listing every topic with its status (completed, current, or locked), quiz score shown as stars, and buttons to review slides or retake quizzes.</w:t>
-      </w:r>
-    </w:p>
-    <w:p>
-      <w:r>
-        <w:t>[Screenshot: AMAYDA Program course page showing the progress bar]</w:t>
       </w:r>
     </w:p>
     <w:p>
@@ -4280,9 +4237,8 @@
     </w:p>
     <w:sectPr>
       <w:footerReference w:type="default" r:id="rId9"/>
-      <w:footerReference w:type="first" r:id="rId10"/>
-      <w:headerReference w:type="default" r:id="rId11"/>
-      <w:pgSz w:w="12240" w:h="15840"/>
+      <w:headerReference w:type="default" r:id="rId10"/>
+      <w:pgSz w:w="11906" w:h="16838"/>
       <w:pgMar w:top="1247" w:right="1361" w:bottom="1134" w:left="1361" w:header="720" w:footer="720" w:gutter="0"/>
       <w:cols w:space="720"/>
       <w:titlePg/>
@@ -4297,74 +4253,14 @@
   <w:p>
     <w:pPr>
       <w:pStyle w:val="Footer"/>
-      <w:tabs>
-        <w:tab w:pos="9518" w:val="right"/>
-      </w:tabs>
       <w:pBdr>
         <w:top w:val="single" w:sz="4" w:space="6" w:color="008490"/>
       </w:pBdr>
-    </w:pPr>
-    <w:r/>
-    <w:r>
-      <w:rPr>
-        <w:color w:val="6B7280"/>
-        <w:sz w:val="16"/>
-      </w:rPr>
-      <w:t>Intradark Pty Ltd  ·  ABN 38 696 182 457  ·  Commercial in confidence</w:t>
-    </w:r>
-    <w:r>
-      <w:rPr>
-        <w:sz w:val="16"/>
-      </w:rPr>
-      <w:tab/>
-    </w:r>
-    <w:r>
-      <w:rPr>
-        <w:color w:val="6B7280"/>
-        <w:sz w:val="16"/>
-      </w:rPr>
-      <w:t xml:space="preserve">Page </w:t>
-    </w:r>
-    <w:r>
-      <w:rPr>
-        <w:color w:val="6B7280"/>
-        <w:sz w:val="16"/>
-      </w:rPr>
-      <w:fldChar w:fldCharType="begin"/>
-      <w:instrText xml:space="preserve">PAGE</w:instrText>
-      <w:fldChar w:fldCharType="end"/>
-    </w:r>
-    <w:r>
-      <w:rPr>
-        <w:color w:val="6B7280"/>
-        <w:sz w:val="16"/>
-      </w:rPr>
-      <w:t xml:space="preserve"> of </w:t>
-    </w:r>
-    <w:r>
-      <w:rPr>
-        <w:color w:val="6B7280"/>
-        <w:sz w:val="16"/>
-      </w:rPr>
-      <w:fldChar w:fldCharType="begin"/>
-      <w:instrText xml:space="preserve">NUMPAGES</w:instrText>
-      <w:fldChar w:fldCharType="end"/>
-    </w:r>
-  </w:p>
-</w:ftr>
-</file>
-
-<file path=word/footer2.xml><?xml version="1.0" encoding="utf-8"?>
-<w:ftr xmlns:m="http://schemas.openxmlformats.org/officeDocument/2006/math" xmlns:mc="http://schemas.openxmlformats.org/markup-compatibility/2006" xmlns:mo="http://schemas.microsoft.com/office/mac/office/2008/main" xmlns:mv="urn:schemas-microsoft-com:mac:vml" xmlns:o="urn:schemas-microsoft-com:office:office" xmlns:r="http://schemas.openxmlformats.org/officeDocument/2006/relationships" xmlns:v="urn:schemas-microsoft-com:vml" xmlns:w10="urn:schemas-microsoft-com:office:word" xmlns:w14="http://schemas.microsoft.com/office/word/2010/wordml" xmlns:w="http://schemas.openxmlformats.org/wordprocessingml/2006/main" xmlns:wne="http://schemas.microsoft.com/office/word/2006/wordml" xmlns:wp14="http://schemas.microsoft.com/office/word/2010/wordprocessingDrawing" xmlns:wp="http://schemas.openxmlformats.org/drawingml/2006/wordprocessingDrawing" xmlns:wpc="http://schemas.microsoft.com/office/word/2010/wordprocessingCanvas" xmlns:wpg="http://schemas.microsoft.com/office/word/2010/wordprocessingGroup" xmlns:wpi="http://schemas.microsoft.com/office/word/2010/wordprocessingInk" xmlns:wps="http://schemas.microsoft.com/office/word/2010/wordprocessingShape" mc:Ignorable="w14 wp14">
-  <w:p>
-    <w:pPr>
-      <w:pStyle w:val="Footer"/>
       <w:tabs>
-        <w:tab w:pos="9518" w:val="right"/>
+        <w:tab w:val="clear" w:pos="4680"/>
+        <w:tab w:pos="9184" w:val="right"/>
+        <w:tab w:val="clear" w:pos="9360"/>
       </w:tabs>
-      <w:pBdr>
-        <w:top w:val="single" w:sz="4" w:space="6" w:color="008490"/>
-      </w:pBdr>
     </w:pPr>
     <w:r/>
     <w:r>

--- a/apps/bullyproof/docs/handover/admin-user-guide.docx
+++ b/apps/bullyproof/docs/handover/admin-user-guide.docx
@@ -63,7 +63,7 @@
           <w:color w:val="1F2937"/>
           <w:sz w:val="50"/>
         </w:rPr>
-        <w:t>Bullyproof Platform: Administrator User Guide</w:t>
+        <w:t>Administrator User Guide</w:t>
       </w:r>
     </w:p>
     <w:p>

--- a/apps/bullyproof/docs/handover/admin-user-guide.docx
+++ b/apps/bullyproof/docs/handover/admin-user-guide.docx
@@ -80,7 +80,7 @@
           <w:color w:val="6B7280"/>
           <w:sz w:val="21"/>
         </w:rPr>
-        <w:t>Handover documentation for Bullyproof Australia (deliverable D6). This guide covers day-to-day administration of the Bullyproof platform. A companion System Administrator Guide covers hosting, configuration, and technical operations.</w:t>
+        <w:t>Handover documentation for Bullyproof Australia (deliverable D6), version 1.1. This guide covers day-to-day administration of the Bullyproof platform. A companion System Administrator Guide covers hosting, configuration, and technical operations. Version 1.1 clarifies section 8: feature access is presented for oversight, with configuration managed at the platform engineering level.</w:t>
       </w:r>
     </w:p>
     <w:p>
@@ -899,7 +899,7 @@
     </w:p>
     <w:p>
       <w:r>
-        <w:t>On top of access levels, the platform has a fine-grained feature permission system that can switch individual features on or off globally, per access level, per school, or per user. Section 8 explains how to manage it.</w:t>
+        <w:t>On top of access levels, the platform has a fine-grained feature permission system that can switch individual features on or off globally, per access level, per school, or per user. The system is configured at the platform engineering level; section 8 explains how it works, how to view what each school can access, and how to activate schools with permission templates.</w:t>
       </w:r>
     </w:p>
     <w:p>
@@ -1278,7 +1278,7 @@
               <w:rPr>
                 <w:sz w:val="19"/>
               </w:rPr>
-              <w:t>Feature access control (day-to-day school activation is on each school's Activation tab)</w:t>
+              <w:t>Feature access control console (platform engineering level; day-to-day school activation is on each school's Activation tab)</w:t>
             </w:r>
           </w:p>
         </w:tc>
@@ -2291,7 +2291,7 @@
               <w:rPr>
                 <w:sz w:val="19"/>
               </w:rPr>
-              <w:t>Per-school feature permissions (shown only if you can manage features)</w:t>
+              <w:t>Read-only view of the school's feature access (editing is a platform engineering function)</w:t>
             </w:r>
           </w:p>
         </w:tc>
@@ -2882,7 +2882,7 @@
               <w:rPr>
                 <w:sz w:val="19"/>
               </w:rPr>
-              <w:t>Per-user feature permission overrides</w:t>
+              <w:t>Per-user feature permission overrides (platform engineering level)</w:t>
             </w:r>
           </w:p>
         </w:tc>
@@ -3097,7 +3097,7 @@
     </w:p>
     <w:p>
       <w:r>
-        <w:t>Open Admin &gt; Features (/admin/features). This is the platform's access control panel, titled "Feature Access Control".</w:t>
+        <w:t>Feature permissions determine what every user can see and do. As a Bullyproof administrator you work with them in two ways: viewing each school's feature access from the school drawer, and activating schools by applying permission templates. The configuration console itself (Admin &gt; Features, titled "Feature Access Control") sits at the platform engineering level.</w:t>
       </w:r>
     </w:p>
     <w:p>
@@ -3198,49 +3198,12 @@
           <w:color w:val="1F2937"/>
           <w:sz w:val="25"/>
         </w:rPr>
-        <w:t>8.2 Managing permissions</w:t>
+        <w:t>8.2 Viewing feature access</w:t>
       </w:r>
     </w:p>
     <w:p>
       <w:r>
-        <w:t>The Features section is organised into cards by area; open one to see its features and the permission tabs:</w:t>
-      </w:r>
-    </w:p>
-    <w:p>
-      <w:pPr>
-        <w:pStyle w:val="ListBullet"/>
-      </w:pPr>
-      <w:r>
-        <w:t>Global: switch "Global Access" and "Global Visible" per feature.</w:t>
-      </w:r>
-    </w:p>
-    <w:p>
-      <w:pPr>
-        <w:pStyle w:val="ListBullet"/>
-      </w:pPr>
-      <w:r>
-        <w:t>Platform Access Levels: pick a role, then set overrides. "Role settings override Global."</w:t>
-      </w:r>
-    </w:p>
-    <w:p>
-      <w:pPr>
-        <w:pStyle w:val="ListBullet"/>
-      </w:pPr>
-      <w:r>
-        <w:t>Schools: pick a school, then either set school-wide overrides or filter to a single school role.</w:t>
-      </w:r>
-    </w:p>
-    <w:p>
-      <w:pPr>
-        <w:pStyle w:val="ListBullet"/>
-      </w:pPr>
-      <w:r>
-        <w:t>Users: pick a user. "User settings override School, Role, and Global."</w:t>
-      </w:r>
-    </w:p>
-    <w:p>
-      <w:r>
-        <w:t>Each override table shows what is inherited from the level above, so you can see the effective result before you change anything. You can also create new feature entries with the "Create Feature" dialog, though in practice new features are added by the development team.</w:t>
+        <w:t>Each school's drawer has a Feature Access tab (Admin &gt; Schools &gt; open a school &gt; Feature Access). It shows, at a glance, what the school can currently use ("Available to this school") and anything shown to its users but locked ("Visible but locked"). The view is read-only for administrators: changes to feature permissions, the creation of new feature entries, and configuration at the global, access-level or per-user layers are platform engineering functions. If a school's feature access needs to change beyond what a template provides, raise it with the platform team.</w:t>
       </w:r>
     </w:p>
     <w:p>
@@ -3294,7 +3257,7 @@
     </w:p>
     <w:p>
       <w:r>
-        <w:t>The everyday workflow is: onboard the school (section 5.4), then apply the standard school template from the Activation tab. Reserve the per-feature switches (section 8.2) for one-off adjustments. If a new template or a change to an existing bundle is needed, raise it with the platform team.</w:t>
+        <w:t>The everyday workflow is: onboard the school (section 5.4), then apply the standard school template from the Activation tab, and use the Feature Access view (section 8.2) to confirm the result. If a one-off adjustment, a new template or a change to an existing bundle is needed, raise it with the platform team.</w:t>
       </w:r>
     </w:p>
     <w:p>
